--- a/data/03_investment_memo/investment_memo_13.docx
+++ b/data/03_investment_memo/investment_memo_13.docx
@@ -21,11 +21,55 @@
     <w:p>
       <w:r>
         <w:br/>
-        <w:t>和泰科技有限公司 是中国 人工智能 行业的重要企业之一。</w:t>
+        <w:t>华辰资本旗下的 HC Global Macro Fund 在最近的资产配置会议中</w:t>
         <w:br/>
-        <w:t>根据华辰资本 风险管理部 的研究，该公司成立于 2008 年，</w:t>
+        <w:t>讨论了 人工智能 行业的投资机会，并对 巨奥传媒有限公司</w:t>
         <w:br/>
-        <w:t>目前员工规模约 6443 人。公司近年来持续加大研发投入，</w:t>
+        <w:t>进行了重点评估。</w:t>
+        <w:br/>
+      </w:r>
+    </w:p>
+    <w:p>
+      <w:r>
+        <w:br/>
+        <w:t>华辰资本旗下的 HC Quant Arbitrage Fund 在最近的资产配置会议中</w:t>
+        <w:br/>
+        <w:t>讨论了 半导体 行业的投资机会，并对 中建创业科技有限公司</w:t>
+        <w:br/>
+        <w:t>进行了重点评估。</w:t>
+        <w:br/>
+      </w:r>
+    </w:p>
+    <w:p>
+      <w:r>
+        <w:br/>
+        <w:t>从产业链角度看，消费科技 行业主要由上游设备厂商、</w:t>
+        <w:br/>
+        <w:t>中游平台企业以及下游应用厂商组成。</w:t>
+        <w:br/>
+        <w:t>联软科技有限公司 主要位于产业链的 下游 环节。</w:t>
+        <w:br/>
+      </w:r>
+    </w:p>
+    <w:p>
+      <w:r>
+        <w:br/>
+        <w:t>根据内部财务模型测算，天开科技有限公司 在未来三年</w:t>
+        <w:br/>
+        <w:t>收入复合增长率预计可达到 17% 左右。</w:t>
+        <w:br/>
+        <w:t>该预测基于行业需求增长以及公司产能扩张计划。</w:t>
+        <w:br/>
+      </w:r>
+    </w:p>
+    <w:p>
+      <w:r>
+        <w:br/>
+        <w:t>联通时科传媒有限公司 是中国 消费科技 行业的重要企业之一。</w:t>
+        <w:br/>
+        <w:t>根据华辰资本 风险管理部 的研究，该公司成立于 2014 年，</w:t>
+        <w:br/>
+        <w:t>目前员工规模约 3667 人。公司近年来持续加大研发投入，</w:t>
         <w:br/>
         <w:t>在核心技术方面形成了较强的竞争壁垒。</w:t>
         <w:br/>
@@ -34,9 +78,9 @@
     <w:p>
       <w:r>
         <w:br/>
-        <w:t>华辰资本旗下的 HC Quant Arbitrage Fund 在最近的资产配置会议中</w:t>
+        <w:t>华辰资本旗下的 HC Global Macro Fund 在最近的资产配置会议中</w:t>
         <w:br/>
-        <w:t>讨论了 人工智能 行业的投资机会，并对 迪摩科技有限公司</w:t>
+        <w:t>讨论了 新能源 行业的投资机会，并对 恩悌网络有限公司</w:t>
         <w:br/>
         <w:t>进行了重点评估。</w:t>
         <w:br/>
@@ -45,68 +89,22 @@
     <w:p>
       <w:r>
         <w:br/>
-        <w:t>天益信息有限公司 是中国 云计算 行业的重要企业之一。</w:t>
+        <w:t>从产业链角度看，半导体 行业主要由上游设备厂商、</w:t>
         <w:br/>
-        <w:t>根据华辰资本 风险管理部 的研究，该公司成立于 2015 年，</w:t>
+        <w:t>中游平台企业以及下游应用厂商组成。</w:t>
         <w:br/>
-        <w:t>目前员工规模约 6900 人。公司近年来持续加大研发投入，</w:t>
-        <w:br/>
-        <w:t>在核心技术方面形成了较强的竞争壁垒。</w:t>
+        <w:t>中建创业科技有限公司 主要位于产业链的 下游 环节。</w:t>
         <w:br/>
       </w:r>
     </w:p>
     <w:p>
       <w:r>
         <w:br/>
-        <w:t>根据内部财务模型测算，华远软件信息有限公司 在未来三年</w:t>
+        <w:t>风险管理部认为，医疗科技 行业仍然面临若干</w:t>
         <w:br/>
-        <w:t>收入复合增长率预计可达到 28% 左右。</w:t>
+        <w:t>不确定性因素，包括技术迭代风险、政策变化、</w:t>
         <w:br/>
-        <w:t>该预测基于行业需求增长以及公司产能扩张计划。</w:t>
-        <w:br/>
-      </w:r>
-    </w:p>
-    <w:p>
-      <w:r>
-        <w:br/>
-        <w:t>华辰资本旗下的 HC Energy Transition Fund 在最近的资产配置会议中</w:t>
-        <w:br/>
-        <w:t>讨论了 半导体 行业的投资机会，并对 浦华众城科技有限公司</w:t>
-        <w:br/>
-        <w:t>进行了重点评估。</w:t>
-        <w:br/>
-      </w:r>
-    </w:p>
-    <w:p>
-      <w:r>
-        <w:br/>
-        <w:t>根据内部财务模型测算，天益科技有限公司 在未来三年</w:t>
-        <w:br/>
-        <w:t>收入复合增长率预计可达到 22% 左右。</w:t>
-        <w:br/>
-        <w:t>该预测基于行业需求增长以及公司产能扩张计划。</w:t>
-        <w:br/>
-      </w:r>
-    </w:p>
-    <w:p>
-      <w:r>
-        <w:br/>
-        <w:t>从产业链角度看，人工智能 行业主要由上游设备厂商、</w:t>
-        <w:br/>
-        <w:t>中游平台企业以及下游应用厂商组成。</w:t>
-        <w:br/>
-        <w:t>信诚致远传媒有限公司 主要位于产业链的 中游 环节。</w:t>
-        <w:br/>
-      </w:r>
-    </w:p>
-    <w:p>
-      <w:r>
-        <w:br/>
-        <w:t>从产业链角度看，新能源 行业主要由上游设备厂商、</w:t>
-        <w:br/>
-        <w:t>中游平台企业以及下游应用厂商组成。</w:t>
-        <w:br/>
-        <w:t>昊嘉网络有限公司 主要位于产业链的 上游 环节。</w:t>
+        <w:t>以及市场竞争加剧等问题。</w:t>
         <w:br/>
       </w:r>
     </w:p>
@@ -170,37 +168,37 @@
           </w:tcPr>
           <w:p>
             <w:r>
-              <w:t>东方峻景网络有限公司</w:t>
-            </w:r>
-          </w:p>
-        </w:tc>
-        <w:tc>
-          <w:tcPr>
-            <w:tcW w:type="dxa" w:w="2160"/>
-          </w:tcPr>
-          <w:p>
-            <w:r>
-              <w:t>机器人</w:t>
-            </w:r>
-          </w:p>
-        </w:tc>
-        <w:tc>
-          <w:tcPr>
-            <w:tcW w:type="dxa" w:w="2160"/>
-          </w:tcPr>
-          <w:p>
-            <w:r>
-              <w:t>608亿</w:t>
-            </w:r>
-          </w:p>
-        </w:tc>
-        <w:tc>
-          <w:tcPr>
-            <w:tcW w:type="dxa" w:w="2160"/>
-          </w:tcPr>
-          <w:p>
-            <w:r>
-              <w:t>21%</w:t>
+              <w:t>方正科技信息有限公司</w:t>
+            </w:r>
+          </w:p>
+        </w:tc>
+        <w:tc>
+          <w:tcPr>
+            <w:tcW w:type="dxa" w:w="2160"/>
+          </w:tcPr>
+          <w:p>
+            <w:r>
+              <w:t>消费科技</w:t>
+            </w:r>
+          </w:p>
+        </w:tc>
+        <w:tc>
+          <w:tcPr>
+            <w:tcW w:type="dxa" w:w="2160"/>
+          </w:tcPr>
+          <w:p>
+            <w:r>
+              <w:t>258亿</w:t>
+            </w:r>
+          </w:p>
+        </w:tc>
+        <w:tc>
+          <w:tcPr>
+            <w:tcW w:type="dxa" w:w="2160"/>
+          </w:tcPr>
+          <w:p>
+            <w:r>
+              <w:t>14%</w:t>
             </w:r>
           </w:p>
         </w:tc>
@@ -212,37 +210,37 @@
           </w:tcPr>
           <w:p>
             <w:r>
-              <w:t>精芯科技有限公司</w:t>
-            </w:r>
-          </w:p>
-        </w:tc>
-        <w:tc>
-          <w:tcPr>
-            <w:tcW w:type="dxa" w:w="2160"/>
-          </w:tcPr>
-          <w:p>
-            <w:r>
-              <w:t>云计算</w:t>
-            </w:r>
-          </w:p>
-        </w:tc>
-        <w:tc>
-          <w:tcPr>
-            <w:tcW w:type="dxa" w:w="2160"/>
-          </w:tcPr>
-          <w:p>
-            <w:r>
-              <w:t>681亿</w:t>
-            </w:r>
-          </w:p>
-        </w:tc>
-        <w:tc>
-          <w:tcPr>
-            <w:tcW w:type="dxa" w:w="2160"/>
-          </w:tcPr>
-          <w:p>
-            <w:r>
-              <w:t>16%</w:t>
+              <w:t>恩悌网络有限公司</w:t>
+            </w:r>
+          </w:p>
+        </w:tc>
+        <w:tc>
+          <w:tcPr>
+            <w:tcW w:type="dxa" w:w="2160"/>
+          </w:tcPr>
+          <w:p>
+            <w:r>
+              <w:t>新能源</w:t>
+            </w:r>
+          </w:p>
+        </w:tc>
+        <w:tc>
+          <w:tcPr>
+            <w:tcW w:type="dxa" w:w="2160"/>
+          </w:tcPr>
+          <w:p>
+            <w:r>
+              <w:t>708亿</w:t>
+            </w:r>
+          </w:p>
+        </w:tc>
+        <w:tc>
+          <w:tcPr>
+            <w:tcW w:type="dxa" w:w="2160"/>
+          </w:tcPr>
+          <w:p>
+            <w:r>
+              <w:t>18%</w:t>
             </w:r>
           </w:p>
         </w:tc>
@@ -254,37 +252,37 @@
           </w:tcPr>
           <w:p>
             <w:r>
-              <w:t>快讯网络有限公司</w:t>
-            </w:r>
-          </w:p>
-        </w:tc>
-        <w:tc>
-          <w:tcPr>
-            <w:tcW w:type="dxa" w:w="2160"/>
-          </w:tcPr>
-          <w:p>
-            <w:r>
-              <w:t>新能源</w:t>
-            </w:r>
-          </w:p>
-        </w:tc>
-        <w:tc>
-          <w:tcPr>
-            <w:tcW w:type="dxa" w:w="2160"/>
-          </w:tcPr>
-          <w:p>
-            <w:r>
-              <w:t>352亿</w:t>
-            </w:r>
-          </w:p>
-        </w:tc>
-        <w:tc>
-          <w:tcPr>
-            <w:tcW w:type="dxa" w:w="2160"/>
-          </w:tcPr>
-          <w:p>
-            <w:r>
-              <w:t>11%</w:t>
+              <w:t>创联世纪信息有限公司</w:t>
+            </w:r>
+          </w:p>
+        </w:tc>
+        <w:tc>
+          <w:tcPr>
+            <w:tcW w:type="dxa" w:w="2160"/>
+          </w:tcPr>
+          <w:p>
+            <w:r>
+              <w:t>云计算</w:t>
+            </w:r>
+          </w:p>
+        </w:tc>
+        <w:tc>
+          <w:tcPr>
+            <w:tcW w:type="dxa" w:w="2160"/>
+          </w:tcPr>
+          <w:p>
+            <w:r>
+              <w:t>240亿</w:t>
+            </w:r>
+          </w:p>
+        </w:tc>
+        <w:tc>
+          <w:tcPr>
+            <w:tcW w:type="dxa" w:w="2160"/>
+          </w:tcPr>
+          <w:p>
+            <w:r>
+              <w:t>28%</w:t>
             </w:r>
           </w:p>
         </w:tc>
@@ -296,7 +294,7 @@
           </w:tcPr>
           <w:p>
             <w:r>
-              <w:t>迪摩科技有限公司</w:t>
+              <w:t>惠派国际公司科技有限公司</w:t>
             </w:r>
           </w:p>
         </w:tc>
@@ -316,17 +314,17 @@
           </w:tcPr>
           <w:p>
             <w:r>
-              <w:t>284亿</w:t>
-            </w:r>
-          </w:p>
-        </w:tc>
-        <w:tc>
-          <w:tcPr>
-            <w:tcW w:type="dxa" w:w="2160"/>
-          </w:tcPr>
-          <w:p>
-            <w:r>
-              <w:t>18%</w:t>
+              <w:t>665亿</w:t>
+            </w:r>
+          </w:p>
+        </w:tc>
+        <w:tc>
+          <w:tcPr>
+            <w:tcW w:type="dxa" w:w="2160"/>
+          </w:tcPr>
+          <w:p>
+            <w:r>
+              <w:t>9%</w:t>
             </w:r>
           </w:p>
         </w:tc>
@@ -338,37 +336,37 @@
           </w:tcPr>
           <w:p>
             <w:r>
-              <w:t>东方峻景网络有限公司</w:t>
-            </w:r>
-          </w:p>
-        </w:tc>
-        <w:tc>
-          <w:tcPr>
-            <w:tcW w:type="dxa" w:w="2160"/>
-          </w:tcPr>
-          <w:p>
-            <w:r>
-              <w:t>机器人</w:t>
-            </w:r>
-          </w:p>
-        </w:tc>
-        <w:tc>
-          <w:tcPr>
-            <w:tcW w:type="dxa" w:w="2160"/>
-          </w:tcPr>
-          <w:p>
-            <w:r>
-              <w:t>323亿</w:t>
-            </w:r>
-          </w:p>
-        </w:tc>
-        <w:tc>
-          <w:tcPr>
-            <w:tcW w:type="dxa" w:w="2160"/>
-          </w:tcPr>
-          <w:p>
-            <w:r>
-              <w:t>8%</w:t>
+              <w:t>华泰通安传媒有限公司</w:t>
+            </w:r>
+          </w:p>
+        </w:tc>
+        <w:tc>
+          <w:tcPr>
+            <w:tcW w:type="dxa" w:w="2160"/>
+          </w:tcPr>
+          <w:p>
+            <w:r>
+              <w:t>消费科技</w:t>
+            </w:r>
+          </w:p>
+        </w:tc>
+        <w:tc>
+          <w:tcPr>
+            <w:tcW w:type="dxa" w:w="2160"/>
+          </w:tcPr>
+          <w:p>
+            <w:r>
+              <w:t>270亿</w:t>
+            </w:r>
+          </w:p>
+        </w:tc>
+        <w:tc>
+          <w:tcPr>
+            <w:tcW w:type="dxa" w:w="2160"/>
+          </w:tcPr>
+          <w:p>
+            <w:r>
+              <w:t>25%</w:t>
             </w:r>
           </w:p>
         </w:tc>
@@ -380,37 +378,37 @@
           </w:tcPr>
           <w:p>
             <w:r>
-              <w:t>东方峻景传媒有限公司</w:t>
-            </w:r>
-          </w:p>
-        </w:tc>
-        <w:tc>
-          <w:tcPr>
-            <w:tcW w:type="dxa" w:w="2160"/>
-          </w:tcPr>
-          <w:p>
-            <w:r>
-              <w:t>新能源</w:t>
-            </w:r>
-          </w:p>
-        </w:tc>
-        <w:tc>
-          <w:tcPr>
-            <w:tcW w:type="dxa" w:w="2160"/>
-          </w:tcPr>
-          <w:p>
-            <w:r>
-              <w:t>496亿</w:t>
-            </w:r>
-          </w:p>
-        </w:tc>
-        <w:tc>
-          <w:tcPr>
-            <w:tcW w:type="dxa" w:w="2160"/>
-          </w:tcPr>
-          <w:p>
-            <w:r>
-              <w:t>28%</w:t>
+              <w:t>天开科技有限公司</w:t>
+            </w:r>
+          </w:p>
+        </w:tc>
+        <w:tc>
+          <w:tcPr>
+            <w:tcW w:type="dxa" w:w="2160"/>
+          </w:tcPr>
+          <w:p>
+            <w:r>
+              <w:t>消费科技</w:t>
+            </w:r>
+          </w:p>
+        </w:tc>
+        <w:tc>
+          <w:tcPr>
+            <w:tcW w:type="dxa" w:w="2160"/>
+          </w:tcPr>
+          <w:p>
+            <w:r>
+              <w:t>128亿</w:t>
+            </w:r>
+          </w:p>
+        </w:tc>
+        <w:tc>
+          <w:tcPr>
+            <w:tcW w:type="dxa" w:w="2160"/>
+          </w:tcPr>
+          <w:p>
+            <w:r>
+              <w:t>9%</w:t>
             </w:r>
           </w:p>
         </w:tc>
@@ -422,37 +420,37 @@
           </w:tcPr>
           <w:p>
             <w:r>
-              <w:t>创联世纪科技有限公司</w:t>
-            </w:r>
-          </w:p>
-        </w:tc>
-        <w:tc>
-          <w:tcPr>
-            <w:tcW w:type="dxa" w:w="2160"/>
-          </w:tcPr>
-          <w:p>
-            <w:r>
-              <w:t>医疗科技</w:t>
-            </w:r>
-          </w:p>
-        </w:tc>
-        <w:tc>
-          <w:tcPr>
-            <w:tcW w:type="dxa" w:w="2160"/>
-          </w:tcPr>
-          <w:p>
-            <w:r>
-              <w:t>788亿</w:t>
-            </w:r>
-          </w:p>
-        </w:tc>
-        <w:tc>
-          <w:tcPr>
-            <w:tcW w:type="dxa" w:w="2160"/>
-          </w:tcPr>
-          <w:p>
-            <w:r>
-              <w:t>26%</w:t>
+              <w:t>信诚致远科技有限公司</w:t>
+            </w:r>
+          </w:p>
+        </w:tc>
+        <w:tc>
+          <w:tcPr>
+            <w:tcW w:type="dxa" w:w="2160"/>
+          </w:tcPr>
+          <w:p>
+            <w:r>
+              <w:t>云计算</w:t>
+            </w:r>
+          </w:p>
+        </w:tc>
+        <w:tc>
+          <w:tcPr>
+            <w:tcW w:type="dxa" w:w="2160"/>
+          </w:tcPr>
+          <w:p>
+            <w:r>
+              <w:t>615亿</w:t>
+            </w:r>
+          </w:p>
+        </w:tc>
+        <w:tc>
+          <w:tcPr>
+            <w:tcW w:type="dxa" w:w="2160"/>
+          </w:tcPr>
+          <w:p>
+            <w:r>
+              <w:t>27%</w:t>
             </w:r>
           </w:p>
         </w:tc>
@@ -464,37 +462,37 @@
           </w:tcPr>
           <w:p>
             <w:r>
-              <w:t>飞利信科技有限公司</w:t>
-            </w:r>
-          </w:p>
-        </w:tc>
-        <w:tc>
-          <w:tcPr>
-            <w:tcW w:type="dxa" w:w="2160"/>
-          </w:tcPr>
-          <w:p>
-            <w:r>
-              <w:t>新能源</w:t>
-            </w:r>
-          </w:p>
-        </w:tc>
-        <w:tc>
-          <w:tcPr>
-            <w:tcW w:type="dxa" w:w="2160"/>
-          </w:tcPr>
-          <w:p>
-            <w:r>
-              <w:t>115亿</w:t>
-            </w:r>
-          </w:p>
-        </w:tc>
-        <w:tc>
-          <w:tcPr>
-            <w:tcW w:type="dxa" w:w="2160"/>
-          </w:tcPr>
-          <w:p>
-            <w:r>
-              <w:t>27%</w:t>
+              <w:t>昂歌信息信息有限公司</w:t>
+            </w:r>
+          </w:p>
+        </w:tc>
+        <w:tc>
+          <w:tcPr>
+            <w:tcW w:type="dxa" w:w="2160"/>
+          </w:tcPr>
+          <w:p>
+            <w:r>
+              <w:t>消费科技</w:t>
+            </w:r>
+          </w:p>
+        </w:tc>
+        <w:tc>
+          <w:tcPr>
+            <w:tcW w:type="dxa" w:w="2160"/>
+          </w:tcPr>
+          <w:p>
+            <w:r>
+              <w:t>281亿</w:t>
+            </w:r>
+          </w:p>
+        </w:tc>
+        <w:tc>
+          <w:tcPr>
+            <w:tcW w:type="dxa" w:w="2160"/>
+          </w:tcPr>
+          <w:p>
+            <w:r>
+              <w:t>6%</w:t>
             </w:r>
           </w:p>
         </w:tc>
@@ -506,37 +504,37 @@
           </w:tcPr>
           <w:p>
             <w:r>
-              <w:t>华远软件信息有限公司</w:t>
-            </w:r>
-          </w:p>
-        </w:tc>
-        <w:tc>
-          <w:tcPr>
-            <w:tcW w:type="dxa" w:w="2160"/>
-          </w:tcPr>
-          <w:p>
-            <w:r>
-              <w:t>半导体</w:t>
-            </w:r>
-          </w:p>
-        </w:tc>
-        <w:tc>
-          <w:tcPr>
-            <w:tcW w:type="dxa" w:w="2160"/>
-          </w:tcPr>
-          <w:p>
-            <w:r>
-              <w:t>459亿</w:t>
-            </w:r>
-          </w:p>
-        </w:tc>
-        <w:tc>
-          <w:tcPr>
-            <w:tcW w:type="dxa" w:w="2160"/>
-          </w:tcPr>
-          <w:p>
-            <w:r>
-              <w:t>8%</w:t>
+              <w:t>飞海科技传媒有限公司</w:t>
+            </w:r>
+          </w:p>
+        </w:tc>
+        <w:tc>
+          <w:tcPr>
+            <w:tcW w:type="dxa" w:w="2160"/>
+          </w:tcPr>
+          <w:p>
+            <w:r>
+              <w:t>消费科技</w:t>
+            </w:r>
+          </w:p>
+        </w:tc>
+        <w:tc>
+          <w:tcPr>
+            <w:tcW w:type="dxa" w:w="2160"/>
+          </w:tcPr>
+          <w:p>
+            <w:r>
+              <w:t>103亿</w:t>
+            </w:r>
+          </w:p>
+        </w:tc>
+        <w:tc>
+          <w:tcPr>
+            <w:tcW w:type="dxa" w:w="2160"/>
+          </w:tcPr>
+          <w:p>
+            <w:r>
+              <w:t>10%</w:t>
             </w:r>
           </w:p>
         </w:tc>
@@ -548,7 +546,7 @@
           </w:tcPr>
           <w:p>
             <w:r>
-              <w:t>昊嘉网络有限公司</w:t>
+              <w:t>浦华众城网络有限公司</w:t>
             </w:r>
           </w:p>
         </w:tc>
@@ -568,17 +566,17 @@
           </w:tcPr>
           <w:p>
             <w:r>
-              <w:t>162亿</w:t>
-            </w:r>
-          </w:p>
-        </w:tc>
-        <w:tc>
-          <w:tcPr>
-            <w:tcW w:type="dxa" w:w="2160"/>
-          </w:tcPr>
-          <w:p>
-            <w:r>
-              <w:t>19%</w:t>
+              <w:t>713亿</w:t>
+            </w:r>
+          </w:p>
+        </w:tc>
+        <w:tc>
+          <w:tcPr>
+            <w:tcW w:type="dxa" w:w="2160"/>
+          </w:tcPr>
+          <w:p>
+            <w:r>
+              <w:t>28%</w:t>
             </w:r>
           </w:p>
         </w:tc>
@@ -590,37 +588,37 @@
           </w:tcPr>
           <w:p>
             <w:r>
-              <w:t>鸿睿思博网络有限公司</w:t>
-            </w:r>
-          </w:p>
-        </w:tc>
-        <w:tc>
-          <w:tcPr>
-            <w:tcW w:type="dxa" w:w="2160"/>
-          </w:tcPr>
-          <w:p>
-            <w:r>
-              <w:t>新能源</w:t>
-            </w:r>
-          </w:p>
-        </w:tc>
-        <w:tc>
-          <w:tcPr>
-            <w:tcW w:type="dxa" w:w="2160"/>
-          </w:tcPr>
-          <w:p>
-            <w:r>
-              <w:t>621亿</w:t>
-            </w:r>
-          </w:p>
-        </w:tc>
-        <w:tc>
-          <w:tcPr>
-            <w:tcW w:type="dxa" w:w="2160"/>
-          </w:tcPr>
-          <w:p>
-            <w:r>
-              <w:t>8%</w:t>
+              <w:t>联通时科传媒有限公司</w:t>
+            </w:r>
+          </w:p>
+        </w:tc>
+        <w:tc>
+          <w:tcPr>
+            <w:tcW w:type="dxa" w:w="2160"/>
+          </w:tcPr>
+          <w:p>
+            <w:r>
+              <w:t>消费科技</w:t>
+            </w:r>
+          </w:p>
+        </w:tc>
+        <w:tc>
+          <w:tcPr>
+            <w:tcW w:type="dxa" w:w="2160"/>
+          </w:tcPr>
+          <w:p>
+            <w:r>
+              <w:t>247亿</w:t>
+            </w:r>
+          </w:p>
+        </w:tc>
+        <w:tc>
+          <w:tcPr>
+            <w:tcW w:type="dxa" w:w="2160"/>
+          </w:tcPr>
+          <w:p>
+            <w:r>
+              <w:t>13%</w:t>
             </w:r>
           </w:p>
         </w:tc>
@@ -632,37 +630,37 @@
           </w:tcPr>
           <w:p>
             <w:r>
-              <w:t>鸿睿思博信息有限公司</w:t>
-            </w:r>
-          </w:p>
-        </w:tc>
-        <w:tc>
-          <w:tcPr>
-            <w:tcW w:type="dxa" w:w="2160"/>
-          </w:tcPr>
-          <w:p>
-            <w:r>
-              <w:t>半导体</w:t>
-            </w:r>
-          </w:p>
-        </w:tc>
-        <w:tc>
-          <w:tcPr>
-            <w:tcW w:type="dxa" w:w="2160"/>
-          </w:tcPr>
-          <w:p>
-            <w:r>
-              <w:t>291亿</w:t>
-            </w:r>
-          </w:p>
-        </w:tc>
-        <w:tc>
-          <w:tcPr>
-            <w:tcW w:type="dxa" w:w="2160"/>
-          </w:tcPr>
-          <w:p>
-            <w:r>
-              <w:t>25%</w:t>
+              <w:t>毕博诚信息有限公司</w:t>
+            </w:r>
+          </w:p>
+        </w:tc>
+        <w:tc>
+          <w:tcPr>
+            <w:tcW w:type="dxa" w:w="2160"/>
+          </w:tcPr>
+          <w:p>
+            <w:r>
+              <w:t>机器人</w:t>
+            </w:r>
+          </w:p>
+        </w:tc>
+        <w:tc>
+          <w:tcPr>
+            <w:tcW w:type="dxa" w:w="2160"/>
+          </w:tcPr>
+          <w:p>
+            <w:r>
+              <w:t>419亿</w:t>
+            </w:r>
+          </w:p>
+        </w:tc>
+        <w:tc>
+          <w:tcPr>
+            <w:tcW w:type="dxa" w:w="2160"/>
+          </w:tcPr>
+          <w:p>
+            <w:r>
+              <w:t>22%</w:t>
             </w:r>
           </w:p>
         </w:tc>
@@ -674,37 +672,37 @@
           </w:tcPr>
           <w:p>
             <w:r>
-              <w:t>创联世纪科技有限公司</w:t>
-            </w:r>
-          </w:p>
-        </w:tc>
-        <w:tc>
-          <w:tcPr>
-            <w:tcW w:type="dxa" w:w="2160"/>
-          </w:tcPr>
-          <w:p>
-            <w:r>
-              <w:t>医疗科技</w:t>
-            </w:r>
-          </w:p>
-        </w:tc>
-        <w:tc>
-          <w:tcPr>
-            <w:tcW w:type="dxa" w:w="2160"/>
-          </w:tcPr>
-          <w:p>
-            <w:r>
-              <w:t>437亿</w:t>
-            </w:r>
-          </w:p>
-        </w:tc>
-        <w:tc>
-          <w:tcPr>
-            <w:tcW w:type="dxa" w:w="2160"/>
-          </w:tcPr>
-          <w:p>
-            <w:r>
-              <w:t>29%</w:t>
+              <w:t>华泰通安传媒有限公司</w:t>
+            </w:r>
+          </w:p>
+        </w:tc>
+        <w:tc>
+          <w:tcPr>
+            <w:tcW w:type="dxa" w:w="2160"/>
+          </w:tcPr>
+          <w:p>
+            <w:r>
+              <w:t>消费科技</w:t>
+            </w:r>
+          </w:p>
+        </w:tc>
+        <w:tc>
+          <w:tcPr>
+            <w:tcW w:type="dxa" w:w="2160"/>
+          </w:tcPr>
+          <w:p>
+            <w:r>
+              <w:t>769亿</w:t>
+            </w:r>
+          </w:p>
+        </w:tc>
+        <w:tc>
+          <w:tcPr>
+            <w:tcW w:type="dxa" w:w="2160"/>
+          </w:tcPr>
+          <w:p>
+            <w:r>
+              <w:t>11%</w:t>
             </w:r>
           </w:p>
         </w:tc>
@@ -716,7 +714,7 @@
           </w:tcPr>
           <w:p>
             <w:r>
-              <w:t>天益信息有限公司</w:t>
+              <w:t>泰麒麟网络有限公司</w:t>
             </w:r>
           </w:p>
         </w:tc>
@@ -736,17 +734,17 @@
           </w:tcPr>
           <w:p>
             <w:r>
-              <w:t>383亿</w:t>
-            </w:r>
-          </w:p>
-        </w:tc>
-        <w:tc>
-          <w:tcPr>
-            <w:tcW w:type="dxa" w:w="2160"/>
-          </w:tcPr>
-          <w:p>
-            <w:r>
-              <w:t>10%</w:t>
+              <w:t>611亿</w:t>
+            </w:r>
+          </w:p>
+        </w:tc>
+        <w:tc>
+          <w:tcPr>
+            <w:tcW w:type="dxa" w:w="2160"/>
+          </w:tcPr>
+          <w:p>
+            <w:r>
+              <w:t>28%</w:t>
             </w:r>
           </w:p>
         </w:tc>
@@ -758,37 +756,37 @@
           </w:tcPr>
           <w:p>
             <w:r>
-              <w:t>创汇传媒有限公司</w:t>
-            </w:r>
-          </w:p>
-        </w:tc>
-        <w:tc>
-          <w:tcPr>
-            <w:tcW w:type="dxa" w:w="2160"/>
-          </w:tcPr>
-          <w:p>
-            <w:r>
-              <w:t>新能源</w:t>
-            </w:r>
-          </w:p>
-        </w:tc>
-        <w:tc>
-          <w:tcPr>
-            <w:tcW w:type="dxa" w:w="2160"/>
-          </w:tcPr>
-          <w:p>
-            <w:r>
-              <w:t>359亿</w:t>
-            </w:r>
-          </w:p>
-        </w:tc>
-        <w:tc>
-          <w:tcPr>
-            <w:tcW w:type="dxa" w:w="2160"/>
-          </w:tcPr>
-          <w:p>
-            <w:r>
-              <w:t>30%</w:t>
+              <w:t>方正科技传媒有限公司</w:t>
+            </w:r>
+          </w:p>
+        </w:tc>
+        <w:tc>
+          <w:tcPr>
+            <w:tcW w:type="dxa" w:w="2160"/>
+          </w:tcPr>
+          <w:p>
+            <w:r>
+              <w:t>人工智能</w:t>
+            </w:r>
+          </w:p>
+        </w:tc>
+        <w:tc>
+          <w:tcPr>
+            <w:tcW w:type="dxa" w:w="2160"/>
+          </w:tcPr>
+          <w:p>
+            <w:r>
+              <w:t>117亿</w:t>
+            </w:r>
+          </w:p>
+        </w:tc>
+        <w:tc>
+          <w:tcPr>
+            <w:tcW w:type="dxa" w:w="2160"/>
+          </w:tcPr>
+          <w:p>
+            <w:r>
+              <w:t>20%</w:t>
             </w:r>
           </w:p>
         </w:tc>
@@ -805,11 +803,33 @@
     <w:p>
       <w:r>
         <w:br/>
-        <w:t>银嘉信息有限公司 是中国 消费科技 行业的重要企业之一。</w:t>
+        <w:t>华辰资本旗下的 HC Quant Arbitrage Fund 在最近的资产配置会议中</w:t>
         <w:br/>
-        <w:t>根据华辰资本 风险管理部 的研究，该公司成立于 2020 年，</w:t>
+        <w:t>讨论了 云计算 行业的投资机会，并对 佳禾传媒有限公司</w:t>
         <w:br/>
-        <w:t>目前员工规模约 2026 人。公司近年来持续加大研发投入，</w:t>
+        <w:t>进行了重点评估。</w:t>
+        <w:br/>
+      </w:r>
+    </w:p>
+    <w:p>
+      <w:r>
+        <w:br/>
+        <w:t>从产业链角度看，消费科技 行业主要由上游设备厂商、</w:t>
+        <w:br/>
+        <w:t>中游平台企业以及下游应用厂商组成。</w:t>
+        <w:br/>
+        <w:t>方正科技信息有限公司 主要位于产业链的 中游 环节。</w:t>
+        <w:br/>
+      </w:r>
+    </w:p>
+    <w:p>
+      <w:r>
+        <w:br/>
+        <w:t>戴硕电子网络有限公司 是中国 新能源 行业的重要企业之一。</w:t>
+        <w:br/>
+        <w:t>根据华辰资本 投资策略部 的研究，该公司成立于 2016 年，</w:t>
+        <w:br/>
+        <w:t>目前员工规模约 2243 人。公司近年来持续加大研发投入，</w:t>
         <w:br/>
         <w:t>在核心技术方面形成了较强的竞争壁垒。</w:t>
         <w:br/>
@@ -818,9 +838,762 @@
     <w:p>
       <w:r>
         <w:br/>
-        <w:t>根据内部财务模型测算，雨林木风计算机科技有限公司 在未来三年</w:t>
+        <w:t>从产业链角度看，半导体 行业主要由上游设备厂商、</w:t>
         <w:br/>
-        <w:t>收入复合增长率预计可达到 23% 左右。</w:t>
+        <w:t>中游平台企业以及下游应用厂商组成。</w:t>
+        <w:br/>
+        <w:t>精芯信息有限公司 主要位于产业链的 上游 环节。</w:t>
+        <w:br/>
+      </w:r>
+    </w:p>
+    <w:p>
+      <w:r>
+        <w:br/>
+        <w:t>艾提科信科技有限公司 是中国 云计算 行业的重要企业之一。</w:t>
+        <w:br/>
+        <w:t>根据华辰资本 投资策略部 的研究，该公司成立于 2006 年，</w:t>
+        <w:br/>
+        <w:t>目前员工规模约 3804 人。公司近年来持续加大研发投入，</w:t>
+        <w:br/>
+        <w:t>在核心技术方面形成了较强的竞争壁垒。</w:t>
+        <w:br/>
+      </w:r>
+    </w:p>
+    <w:p>
+      <w:r>
+        <w:br/>
+        <w:t>精芯信息有限公司 是中国 半导体 行业的重要企业之一。</w:t>
+        <w:br/>
+        <w:t>根据华辰资本 风险管理部 的研究，该公司成立于 2019 年，</w:t>
+        <w:br/>
+        <w:t>目前员工规模约 5163 人。公司近年来持续加大研发投入，</w:t>
+        <w:br/>
+        <w:t>在核心技术方面形成了较强的竞争壁垒。</w:t>
+        <w:br/>
+      </w:r>
+    </w:p>
+    <w:p>
+      <w:r>
+        <w:br/>
+        <w:t>方正科技信息有限公司 是中国 消费科技 行业的重要企业之一。</w:t>
+        <w:br/>
+        <w:t>根据华辰资本 资产配置委员会 的研究，该公司成立于 2006 年，</w:t>
+        <w:br/>
+        <w:t>目前员工规模约 4942 人。公司近年来持续加大研发投入，</w:t>
+        <w:br/>
+        <w:t>在核心技术方面形成了较强的竞争壁垒。</w:t>
+        <w:br/>
+      </w:r>
+    </w:p>
+    <w:p>
+      <w:r>
+        <w:br/>
+        <w:t>根据内部财务模型测算，良诺科技有限公司 在未来三年</w:t>
+        <w:br/>
+        <w:t>收入复合增长率预计可达到 22% 左右。</w:t>
+        <w:br/>
+        <w:t>该预测基于行业需求增长以及公司产能扩张计划。</w:t>
+        <w:br/>
+      </w:r>
+    </w:p>
+    <w:tbl>
+      <w:tblPr>
+        <w:tblW w:type="auto" w:w="0"/>
+        <w:tblLook w:firstColumn="1" w:firstRow="1" w:lastColumn="0" w:lastRow="0" w:noHBand="0" w:noVBand="1" w:val="04A0"/>
+      </w:tblPr>
+      <w:tblGrid>
+        <w:gridCol w:w="2160"/>
+        <w:gridCol w:w="2160"/>
+        <w:gridCol w:w="2160"/>
+        <w:gridCol w:w="2160"/>
+      </w:tblGrid>
+      <w:tr>
+        <w:tc>
+          <w:tcPr>
+            <w:tcW w:type="dxa" w:w="2160"/>
+          </w:tcPr>
+          <w:p>
+            <w:r>
+              <w:t>公司</w:t>
+            </w:r>
+          </w:p>
+        </w:tc>
+        <w:tc>
+          <w:tcPr>
+            <w:tcW w:type="dxa" w:w="2160"/>
+          </w:tcPr>
+          <w:p>
+            <w:r>
+              <w:t>行业</w:t>
+            </w:r>
+          </w:p>
+        </w:tc>
+        <w:tc>
+          <w:tcPr>
+            <w:tcW w:type="dxa" w:w="2160"/>
+          </w:tcPr>
+          <w:p>
+            <w:r>
+              <w:t>市值</w:t>
+            </w:r>
+          </w:p>
+        </w:tc>
+        <w:tc>
+          <w:tcPr>
+            <w:tcW w:type="dxa" w:w="2160"/>
+          </w:tcPr>
+          <w:p>
+            <w:r>
+              <w:t>增长率</w:t>
+            </w:r>
+          </w:p>
+        </w:tc>
+      </w:tr>
+      <w:tr>
+        <w:tc>
+          <w:tcPr>
+            <w:tcW w:type="dxa" w:w="2160"/>
+          </w:tcPr>
+          <w:p>
+            <w:r>
+              <w:t>艾提科信科技有限公司</w:t>
+            </w:r>
+          </w:p>
+        </w:tc>
+        <w:tc>
+          <w:tcPr>
+            <w:tcW w:type="dxa" w:w="2160"/>
+          </w:tcPr>
+          <w:p>
+            <w:r>
+              <w:t>云计算</w:t>
+            </w:r>
+          </w:p>
+        </w:tc>
+        <w:tc>
+          <w:tcPr>
+            <w:tcW w:type="dxa" w:w="2160"/>
+          </w:tcPr>
+          <w:p>
+            <w:r>
+              <w:t>600亿</w:t>
+            </w:r>
+          </w:p>
+        </w:tc>
+        <w:tc>
+          <w:tcPr>
+            <w:tcW w:type="dxa" w:w="2160"/>
+          </w:tcPr>
+          <w:p>
+            <w:r>
+              <w:t>21%</w:t>
+            </w:r>
+          </w:p>
+        </w:tc>
+      </w:tr>
+      <w:tr>
+        <w:tc>
+          <w:tcPr>
+            <w:tcW w:type="dxa" w:w="2160"/>
+          </w:tcPr>
+          <w:p>
+            <w:r>
+              <w:t>新格林耐特网络有限公司</w:t>
+            </w:r>
+          </w:p>
+        </w:tc>
+        <w:tc>
+          <w:tcPr>
+            <w:tcW w:type="dxa" w:w="2160"/>
+          </w:tcPr>
+          <w:p>
+            <w:r>
+              <w:t>人工智能</w:t>
+            </w:r>
+          </w:p>
+        </w:tc>
+        <w:tc>
+          <w:tcPr>
+            <w:tcW w:type="dxa" w:w="2160"/>
+          </w:tcPr>
+          <w:p>
+            <w:r>
+              <w:t>578亿</w:t>
+            </w:r>
+          </w:p>
+        </w:tc>
+        <w:tc>
+          <w:tcPr>
+            <w:tcW w:type="dxa" w:w="2160"/>
+          </w:tcPr>
+          <w:p>
+            <w:r>
+              <w:t>29%</w:t>
+            </w:r>
+          </w:p>
+        </w:tc>
+      </w:tr>
+      <w:tr>
+        <w:tc>
+          <w:tcPr>
+            <w:tcW w:type="dxa" w:w="2160"/>
+          </w:tcPr>
+          <w:p>
+            <w:r>
+              <w:t>富罳网络有限公司</w:t>
+            </w:r>
+          </w:p>
+        </w:tc>
+        <w:tc>
+          <w:tcPr>
+            <w:tcW w:type="dxa" w:w="2160"/>
+          </w:tcPr>
+          <w:p>
+            <w:r>
+              <w:t>新能源</w:t>
+            </w:r>
+          </w:p>
+        </w:tc>
+        <w:tc>
+          <w:tcPr>
+            <w:tcW w:type="dxa" w:w="2160"/>
+          </w:tcPr>
+          <w:p>
+            <w:r>
+              <w:t>158亿</w:t>
+            </w:r>
+          </w:p>
+        </w:tc>
+        <w:tc>
+          <w:tcPr>
+            <w:tcW w:type="dxa" w:w="2160"/>
+          </w:tcPr>
+          <w:p>
+            <w:r>
+              <w:t>26%</w:t>
+            </w:r>
+          </w:p>
+        </w:tc>
+      </w:tr>
+      <w:tr>
+        <w:tc>
+          <w:tcPr>
+            <w:tcW w:type="dxa" w:w="2160"/>
+          </w:tcPr>
+          <w:p>
+            <w:r>
+              <w:t>飞利信科技有限公司</w:t>
+            </w:r>
+          </w:p>
+        </w:tc>
+        <w:tc>
+          <w:tcPr>
+            <w:tcW w:type="dxa" w:w="2160"/>
+          </w:tcPr>
+          <w:p>
+            <w:r>
+              <w:t>人工智能</w:t>
+            </w:r>
+          </w:p>
+        </w:tc>
+        <w:tc>
+          <w:tcPr>
+            <w:tcW w:type="dxa" w:w="2160"/>
+          </w:tcPr>
+          <w:p>
+            <w:r>
+              <w:t>568亿</w:t>
+            </w:r>
+          </w:p>
+        </w:tc>
+        <w:tc>
+          <w:tcPr>
+            <w:tcW w:type="dxa" w:w="2160"/>
+          </w:tcPr>
+          <w:p>
+            <w:r>
+              <w:t>15%</w:t>
+            </w:r>
+          </w:p>
+        </w:tc>
+      </w:tr>
+      <w:tr>
+        <w:tc>
+          <w:tcPr>
+            <w:tcW w:type="dxa" w:w="2160"/>
+          </w:tcPr>
+          <w:p>
+            <w:r>
+              <w:t>华泰通安传媒有限公司</w:t>
+            </w:r>
+          </w:p>
+        </w:tc>
+        <w:tc>
+          <w:tcPr>
+            <w:tcW w:type="dxa" w:w="2160"/>
+          </w:tcPr>
+          <w:p>
+            <w:r>
+              <w:t>消费科技</w:t>
+            </w:r>
+          </w:p>
+        </w:tc>
+        <w:tc>
+          <w:tcPr>
+            <w:tcW w:type="dxa" w:w="2160"/>
+          </w:tcPr>
+          <w:p>
+            <w:r>
+              <w:t>271亿</w:t>
+            </w:r>
+          </w:p>
+        </w:tc>
+        <w:tc>
+          <w:tcPr>
+            <w:tcW w:type="dxa" w:w="2160"/>
+          </w:tcPr>
+          <w:p>
+            <w:r>
+              <w:t>30%</w:t>
+            </w:r>
+          </w:p>
+        </w:tc>
+      </w:tr>
+      <w:tr>
+        <w:tc>
+          <w:tcPr>
+            <w:tcW w:type="dxa" w:w="2160"/>
+          </w:tcPr>
+          <w:p>
+            <w:r>
+              <w:t>佳禾传媒有限公司</w:t>
+            </w:r>
+          </w:p>
+        </w:tc>
+        <w:tc>
+          <w:tcPr>
+            <w:tcW w:type="dxa" w:w="2160"/>
+          </w:tcPr>
+          <w:p>
+            <w:r>
+              <w:t>云计算</w:t>
+            </w:r>
+          </w:p>
+        </w:tc>
+        <w:tc>
+          <w:tcPr>
+            <w:tcW w:type="dxa" w:w="2160"/>
+          </w:tcPr>
+          <w:p>
+            <w:r>
+              <w:t>630亿</w:t>
+            </w:r>
+          </w:p>
+        </w:tc>
+        <w:tc>
+          <w:tcPr>
+            <w:tcW w:type="dxa" w:w="2160"/>
+          </w:tcPr>
+          <w:p>
+            <w:r>
+              <w:t>10%</w:t>
+            </w:r>
+          </w:p>
+        </w:tc>
+      </w:tr>
+      <w:tr>
+        <w:tc>
+          <w:tcPr>
+            <w:tcW w:type="dxa" w:w="2160"/>
+          </w:tcPr>
+          <w:p>
+            <w:r>
+              <w:t>信诚致远科技有限公司</w:t>
+            </w:r>
+          </w:p>
+        </w:tc>
+        <w:tc>
+          <w:tcPr>
+            <w:tcW w:type="dxa" w:w="2160"/>
+          </w:tcPr>
+          <w:p>
+            <w:r>
+              <w:t>云计算</w:t>
+            </w:r>
+          </w:p>
+        </w:tc>
+        <w:tc>
+          <w:tcPr>
+            <w:tcW w:type="dxa" w:w="2160"/>
+          </w:tcPr>
+          <w:p>
+            <w:r>
+              <w:t>422亿</w:t>
+            </w:r>
+          </w:p>
+        </w:tc>
+        <w:tc>
+          <w:tcPr>
+            <w:tcW w:type="dxa" w:w="2160"/>
+          </w:tcPr>
+          <w:p>
+            <w:r>
+              <w:t>20%</w:t>
+            </w:r>
+          </w:p>
+        </w:tc>
+      </w:tr>
+      <w:tr>
+        <w:tc>
+          <w:tcPr>
+            <w:tcW w:type="dxa" w:w="2160"/>
+          </w:tcPr>
+          <w:p>
+            <w:r>
+              <w:t>飞海科技传媒有限公司</w:t>
+            </w:r>
+          </w:p>
+        </w:tc>
+        <w:tc>
+          <w:tcPr>
+            <w:tcW w:type="dxa" w:w="2160"/>
+          </w:tcPr>
+          <w:p>
+            <w:r>
+              <w:t>消费科技</w:t>
+            </w:r>
+          </w:p>
+        </w:tc>
+        <w:tc>
+          <w:tcPr>
+            <w:tcW w:type="dxa" w:w="2160"/>
+          </w:tcPr>
+          <w:p>
+            <w:r>
+              <w:t>281亿</w:t>
+            </w:r>
+          </w:p>
+        </w:tc>
+        <w:tc>
+          <w:tcPr>
+            <w:tcW w:type="dxa" w:w="2160"/>
+          </w:tcPr>
+          <w:p>
+            <w:r>
+              <w:t>27%</w:t>
+            </w:r>
+          </w:p>
+        </w:tc>
+      </w:tr>
+      <w:tr>
+        <w:tc>
+          <w:tcPr>
+            <w:tcW w:type="dxa" w:w="2160"/>
+          </w:tcPr>
+          <w:p>
+            <w:r>
+              <w:t>方正科技传媒有限公司</w:t>
+            </w:r>
+          </w:p>
+        </w:tc>
+        <w:tc>
+          <w:tcPr>
+            <w:tcW w:type="dxa" w:w="2160"/>
+          </w:tcPr>
+          <w:p>
+            <w:r>
+              <w:t>人工智能</w:t>
+            </w:r>
+          </w:p>
+        </w:tc>
+        <w:tc>
+          <w:tcPr>
+            <w:tcW w:type="dxa" w:w="2160"/>
+          </w:tcPr>
+          <w:p>
+            <w:r>
+              <w:t>492亿</w:t>
+            </w:r>
+          </w:p>
+        </w:tc>
+        <w:tc>
+          <w:tcPr>
+            <w:tcW w:type="dxa" w:w="2160"/>
+          </w:tcPr>
+          <w:p>
+            <w:r>
+              <w:t>26%</w:t>
+            </w:r>
+          </w:p>
+        </w:tc>
+      </w:tr>
+      <w:tr>
+        <w:tc>
+          <w:tcPr>
+            <w:tcW w:type="dxa" w:w="2160"/>
+          </w:tcPr>
+          <w:p>
+            <w:r>
+              <w:t>通际名联网络有限公司</w:t>
+            </w:r>
+          </w:p>
+        </w:tc>
+        <w:tc>
+          <w:tcPr>
+            <w:tcW w:type="dxa" w:w="2160"/>
+          </w:tcPr>
+          <w:p>
+            <w:r>
+              <w:t>机器人</w:t>
+            </w:r>
+          </w:p>
+        </w:tc>
+        <w:tc>
+          <w:tcPr>
+            <w:tcW w:type="dxa" w:w="2160"/>
+          </w:tcPr>
+          <w:p>
+            <w:r>
+              <w:t>272亿</w:t>
+            </w:r>
+          </w:p>
+        </w:tc>
+        <w:tc>
+          <w:tcPr>
+            <w:tcW w:type="dxa" w:w="2160"/>
+          </w:tcPr>
+          <w:p>
+            <w:r>
+              <w:t>9%</w:t>
+            </w:r>
+          </w:p>
+        </w:tc>
+      </w:tr>
+      <w:tr>
+        <w:tc>
+          <w:tcPr>
+            <w:tcW w:type="dxa" w:w="2160"/>
+          </w:tcPr>
+          <w:p>
+            <w:r>
+              <w:t>中建创业科技有限公司</w:t>
+            </w:r>
+          </w:p>
+        </w:tc>
+        <w:tc>
+          <w:tcPr>
+            <w:tcW w:type="dxa" w:w="2160"/>
+          </w:tcPr>
+          <w:p>
+            <w:r>
+              <w:t>半导体</w:t>
+            </w:r>
+          </w:p>
+        </w:tc>
+        <w:tc>
+          <w:tcPr>
+            <w:tcW w:type="dxa" w:w="2160"/>
+          </w:tcPr>
+          <w:p>
+            <w:r>
+              <w:t>702亿</w:t>
+            </w:r>
+          </w:p>
+        </w:tc>
+        <w:tc>
+          <w:tcPr>
+            <w:tcW w:type="dxa" w:w="2160"/>
+          </w:tcPr>
+          <w:p>
+            <w:r>
+              <w:t>28%</w:t>
+            </w:r>
+          </w:p>
+        </w:tc>
+      </w:tr>
+      <w:tr>
+        <w:tc>
+          <w:tcPr>
+            <w:tcW w:type="dxa" w:w="2160"/>
+          </w:tcPr>
+          <w:p>
+            <w:r>
+              <w:t>泰麒麟网络有限公司</w:t>
+            </w:r>
+          </w:p>
+        </w:tc>
+        <w:tc>
+          <w:tcPr>
+            <w:tcW w:type="dxa" w:w="2160"/>
+          </w:tcPr>
+          <w:p>
+            <w:r>
+              <w:t>云计算</w:t>
+            </w:r>
+          </w:p>
+        </w:tc>
+        <w:tc>
+          <w:tcPr>
+            <w:tcW w:type="dxa" w:w="2160"/>
+          </w:tcPr>
+          <w:p>
+            <w:r>
+              <w:t>432亿</w:t>
+            </w:r>
+          </w:p>
+        </w:tc>
+        <w:tc>
+          <w:tcPr>
+            <w:tcW w:type="dxa" w:w="2160"/>
+          </w:tcPr>
+          <w:p>
+            <w:r>
+              <w:t>26%</w:t>
+            </w:r>
+          </w:p>
+        </w:tc>
+      </w:tr>
+      <w:tr>
+        <w:tc>
+          <w:tcPr>
+            <w:tcW w:type="dxa" w:w="2160"/>
+          </w:tcPr>
+          <w:p>
+            <w:r>
+              <w:t>创联世纪信息有限公司</w:t>
+            </w:r>
+          </w:p>
+        </w:tc>
+        <w:tc>
+          <w:tcPr>
+            <w:tcW w:type="dxa" w:w="2160"/>
+          </w:tcPr>
+          <w:p>
+            <w:r>
+              <w:t>云计算</w:t>
+            </w:r>
+          </w:p>
+        </w:tc>
+        <w:tc>
+          <w:tcPr>
+            <w:tcW w:type="dxa" w:w="2160"/>
+          </w:tcPr>
+          <w:p>
+            <w:r>
+              <w:t>107亿</w:t>
+            </w:r>
+          </w:p>
+        </w:tc>
+        <w:tc>
+          <w:tcPr>
+            <w:tcW w:type="dxa" w:w="2160"/>
+          </w:tcPr>
+          <w:p>
+            <w:r>
+              <w:t>9%</w:t>
+            </w:r>
+          </w:p>
+        </w:tc>
+      </w:tr>
+      <w:tr>
+        <w:tc>
+          <w:tcPr>
+            <w:tcW w:type="dxa" w:w="2160"/>
+          </w:tcPr>
+          <w:p>
+            <w:r>
+              <w:t>精芯信息有限公司</w:t>
+            </w:r>
+          </w:p>
+        </w:tc>
+        <w:tc>
+          <w:tcPr>
+            <w:tcW w:type="dxa" w:w="2160"/>
+          </w:tcPr>
+          <w:p>
+            <w:r>
+              <w:t>半导体</w:t>
+            </w:r>
+          </w:p>
+        </w:tc>
+        <w:tc>
+          <w:tcPr>
+            <w:tcW w:type="dxa" w:w="2160"/>
+          </w:tcPr>
+          <w:p>
+            <w:r>
+              <w:t>758亿</w:t>
+            </w:r>
+          </w:p>
+        </w:tc>
+        <w:tc>
+          <w:tcPr>
+            <w:tcW w:type="dxa" w:w="2160"/>
+          </w:tcPr>
+          <w:p>
+            <w:r>
+              <w:t>7%</w:t>
+            </w:r>
+          </w:p>
+        </w:tc>
+      </w:tr>
+      <w:tr>
+        <w:tc>
+          <w:tcPr>
+            <w:tcW w:type="dxa" w:w="2160"/>
+          </w:tcPr>
+          <w:p>
+            <w:r>
+              <w:t>通际名联科技有限公司</w:t>
+            </w:r>
+          </w:p>
+        </w:tc>
+        <w:tc>
+          <w:tcPr>
+            <w:tcW w:type="dxa" w:w="2160"/>
+          </w:tcPr>
+          <w:p>
+            <w:r>
+              <w:t>人工智能</w:t>
+            </w:r>
+          </w:p>
+        </w:tc>
+        <w:tc>
+          <w:tcPr>
+            <w:tcW w:type="dxa" w:w="2160"/>
+          </w:tcPr>
+          <w:p>
+            <w:r>
+              <w:t>446亿</w:t>
+            </w:r>
+          </w:p>
+        </w:tc>
+        <w:tc>
+          <w:tcPr>
+            <w:tcW w:type="dxa" w:w="2160"/>
+          </w:tcPr>
+          <w:p>
+            <w:r>
+              <w:t>29%</w:t>
+            </w:r>
+          </w:p>
+        </w:tc>
+      </w:tr>
+    </w:tbl>
+    <w:p>
+      <w:pPr>
+        <w:pStyle w:val="Heading1"/>
+      </w:pPr>
+      <w:r>
+        <w:t>行业分析 3</w:t>
+      </w:r>
+    </w:p>
+    <w:p>
+      <w:r>
+        <w:br/>
+        <w:t>根据内部财务模型测算，浦华众城网络有限公司 在未来三年</w:t>
+        <w:br/>
+        <w:t>收入复合增长率预计可达到 17% 左右。</w:t>
         <w:br/>
         <w:t>该预测基于行业需求增长以及公司产能扩张计划。</w:t>
         <w:br/>
@@ -840,9 +1613,57 @@
     <w:p>
       <w:r>
         <w:br/>
-        <w:t>华辰资本旗下的 HC AI Innovation Fund 在最近的资产配置会议中</w:t>
+        <w:t>从产业链角度看，新能源 行业主要由上游设备厂商、</w:t>
         <w:br/>
-        <w:t>讨论了 医疗科技 行业的投资机会，并对 创亿信息有限公司</w:t>
+        <w:t>中游平台企业以及下游应用厂商组成。</w:t>
+        <w:br/>
+        <w:t>浦华众城网络有限公司 主要位于产业链的 中游 环节。</w:t>
+        <w:br/>
+      </w:r>
+    </w:p>
+    <w:p>
+      <w:r>
+        <w:br/>
+        <w:t>浦华众城网络有限公司 是中国 新能源 行业的重要企业之一。</w:t>
+        <w:br/>
+        <w:t>根据华辰资本 投资委员会 的研究，该公司成立于 2007 年，</w:t>
+        <w:br/>
+        <w:t>目前员工规模约 5880 人。公司近年来持续加大研发投入，</w:t>
+        <w:br/>
+        <w:t>在核心技术方面形成了较强的竞争壁垒。</w:t>
+        <w:br/>
+      </w:r>
+    </w:p>
+    <w:p>
+      <w:r>
+        <w:br/>
+        <w:t>风险管理部认为，医疗科技 行业仍然面临若干</w:t>
+        <w:br/>
+        <w:t>不确定性因素，包括技术迭代风险、政策变化、</w:t>
+        <w:br/>
+        <w:t>以及市场竞争加剧等问题。</w:t>
+        <w:br/>
+      </w:r>
+    </w:p>
+    <w:p>
+      <w:r>
+        <w:br/>
+        <w:t>迪摩信息有限公司 是中国 医疗科技 行业的重要企业之一。</w:t>
+        <w:br/>
+        <w:t>根据华辰资本 风险管理部 的研究，该公司成立于 2013 年，</w:t>
+        <w:br/>
+        <w:t>目前员工规模约 858 人。公司近年来持续加大研发投入，</w:t>
+        <w:br/>
+        <w:t>在核心技术方面形成了较强的竞争壁垒。</w:t>
+        <w:br/>
+      </w:r>
+    </w:p>
+    <w:p>
+      <w:r>
+        <w:br/>
+        <w:t>华辰资本旗下的 HC Global Macro Fund 在最近的资产配置会议中</w:t>
+        <w:br/>
+        <w:t>讨论了 消费科技 行业的投资机会，并对 天开科技有限公司</w:t>
         <w:br/>
         <w:t>进行了重点评估。</w:t>
         <w:br/>
@@ -851,44 +1672,9 @@
     <w:p>
       <w:r>
         <w:br/>
-        <w:t>华辰资本旗下的 HC Quant Arbitrage Fund 在最近的资产配置会议中</w:t>
+        <w:t>根据内部财务模型测算，通际名联网络有限公司 在未来三年</w:t>
         <w:br/>
-        <w:t>讨论了 医疗科技 行业的投资机会，并对 雨林木风计算机网络有限公司</w:t>
-        <w:br/>
-        <w:t>进行了重点评估。</w:t>
-        <w:br/>
-      </w:r>
-    </w:p>
-    <w:p>
-      <w:r>
-        <w:br/>
-        <w:t>万迅电脑网络有限公司 是中国 半导体 行业的重要企业之一。</w:t>
-        <w:br/>
-        <w:t>根据华辰资本 投资策略部 的研究，该公司成立于 2019 年，</w:t>
-        <w:br/>
-        <w:t>目前员工规模约 7385 人。公司近年来持续加大研发投入，</w:t>
-        <w:br/>
-        <w:t>在核心技术方面形成了较强的竞争壁垒。</w:t>
-        <w:br/>
-      </w:r>
-    </w:p>
-    <w:p>
-      <w:r>
-        <w:br/>
-        <w:t>华辰资本旗下的 HC AI Innovation Fund 在最近的资产配置会议中</w:t>
-        <w:br/>
-        <w:t>讨论了 人工智能 行业的投资机会，并对 雨林木风计算机科技有限公司</w:t>
-        <w:br/>
-        <w:t>进行了重点评估。</w:t>
-        <w:br/>
-      </w:r>
-    </w:p>
-    <w:p>
-      <w:r>
-        <w:br/>
-        <w:t>根据内部财务模型测算，国讯网络有限公司 在未来三年</w:t>
-        <w:br/>
-        <w:t>收入复合增长率预计可达到 21% 左右。</w:t>
+        <w:t>收入复合增长率预计可达到 24% 左右。</w:t>
         <w:br/>
         <w:t>该预测基于行业需求增长以及公司产能扩张计划。</w:t>
         <w:br/>
@@ -954,37 +1740,37 @@
           </w:tcPr>
           <w:p>
             <w:r>
-              <w:t>新宇龙信息传媒有限公司</w:t>
-            </w:r>
-          </w:p>
-        </w:tc>
-        <w:tc>
-          <w:tcPr>
-            <w:tcW w:type="dxa" w:w="2160"/>
-          </w:tcPr>
-          <w:p>
-            <w:r>
-              <w:t>机器人</w:t>
-            </w:r>
-          </w:p>
-        </w:tc>
-        <w:tc>
-          <w:tcPr>
-            <w:tcW w:type="dxa" w:w="2160"/>
-          </w:tcPr>
-          <w:p>
-            <w:r>
-              <w:t>592亿</w:t>
-            </w:r>
-          </w:p>
-        </w:tc>
-        <w:tc>
-          <w:tcPr>
-            <w:tcW w:type="dxa" w:w="2160"/>
-          </w:tcPr>
-          <w:p>
-            <w:r>
-              <w:t>7%</w:t>
+              <w:t>创联世纪信息有限公司</w:t>
+            </w:r>
+          </w:p>
+        </w:tc>
+        <w:tc>
+          <w:tcPr>
+            <w:tcW w:type="dxa" w:w="2160"/>
+          </w:tcPr>
+          <w:p>
+            <w:r>
+              <w:t>云计算</w:t>
+            </w:r>
+          </w:p>
+        </w:tc>
+        <w:tc>
+          <w:tcPr>
+            <w:tcW w:type="dxa" w:w="2160"/>
+          </w:tcPr>
+          <w:p>
+            <w:r>
+              <w:t>675亿</w:t>
+            </w:r>
+          </w:p>
+        </w:tc>
+        <w:tc>
+          <w:tcPr>
+            <w:tcW w:type="dxa" w:w="2160"/>
+          </w:tcPr>
+          <w:p>
+            <w:r>
+              <w:t>10%</w:t>
             </w:r>
           </w:p>
         </w:tc>
@@ -996,7 +1782,7 @@
           </w:tcPr>
           <w:p>
             <w:r>
-              <w:t>九方信息有限公司</w:t>
+              <w:t>富罳网络有限公司</w:t>
             </w:r>
           </w:p>
         </w:tc>
@@ -1016,17 +1802,17 @@
           </w:tcPr>
           <w:p>
             <w:r>
-              <w:t>736亿</w:t>
-            </w:r>
-          </w:p>
-        </w:tc>
-        <w:tc>
-          <w:tcPr>
-            <w:tcW w:type="dxa" w:w="2160"/>
-          </w:tcPr>
-          <w:p>
-            <w:r>
-              <w:t>25%</w:t>
+              <w:t>598亿</w:t>
+            </w:r>
+          </w:p>
+        </w:tc>
+        <w:tc>
+          <w:tcPr>
+            <w:tcW w:type="dxa" w:w="2160"/>
+          </w:tcPr>
+          <w:p>
+            <w:r>
+              <w:t>14%</w:t>
             </w:r>
           </w:p>
         </w:tc>
@@ -1038,37 +1824,37 @@
           </w:tcPr>
           <w:p>
             <w:r>
-              <w:t>兰金电子网络有限公司</w:t>
-            </w:r>
-          </w:p>
-        </w:tc>
-        <w:tc>
-          <w:tcPr>
-            <w:tcW w:type="dxa" w:w="2160"/>
-          </w:tcPr>
-          <w:p>
-            <w:r>
-              <w:t>消费科技</w:t>
-            </w:r>
-          </w:p>
-        </w:tc>
-        <w:tc>
-          <w:tcPr>
-            <w:tcW w:type="dxa" w:w="2160"/>
-          </w:tcPr>
-          <w:p>
-            <w:r>
-              <w:t>707亿</w:t>
-            </w:r>
-          </w:p>
-        </w:tc>
-        <w:tc>
-          <w:tcPr>
-            <w:tcW w:type="dxa" w:w="2160"/>
-          </w:tcPr>
-          <w:p>
-            <w:r>
-              <w:t>26%</w:t>
+              <w:t>通际名联网络有限公司</w:t>
+            </w:r>
+          </w:p>
+        </w:tc>
+        <w:tc>
+          <w:tcPr>
+            <w:tcW w:type="dxa" w:w="2160"/>
+          </w:tcPr>
+          <w:p>
+            <w:r>
+              <w:t>机器人</w:t>
+            </w:r>
+          </w:p>
+        </w:tc>
+        <w:tc>
+          <w:tcPr>
+            <w:tcW w:type="dxa" w:w="2160"/>
+          </w:tcPr>
+          <w:p>
+            <w:r>
+              <w:t>672亿</w:t>
+            </w:r>
+          </w:p>
+        </w:tc>
+        <w:tc>
+          <w:tcPr>
+            <w:tcW w:type="dxa" w:w="2160"/>
+          </w:tcPr>
+          <w:p>
+            <w:r>
+              <w:t>7%</w:t>
             </w:r>
           </w:p>
         </w:tc>
@@ -1080,7 +1866,7 @@
           </w:tcPr>
           <w:p>
             <w:r>
-              <w:t>华远软件信息有限公司</w:t>
+              <w:t>联软网络有限公司</w:t>
             </w:r>
           </w:p>
         </w:tc>
@@ -1100,17 +1886,17 @@
           </w:tcPr>
           <w:p>
             <w:r>
-              <w:t>240亿</w:t>
-            </w:r>
-          </w:p>
-        </w:tc>
-        <w:tc>
-          <w:tcPr>
-            <w:tcW w:type="dxa" w:w="2160"/>
-          </w:tcPr>
-          <w:p>
-            <w:r>
-              <w:t>25%</w:t>
+              <w:t>644亿</w:t>
+            </w:r>
+          </w:p>
+        </w:tc>
+        <w:tc>
+          <w:tcPr>
+            <w:tcW w:type="dxa" w:w="2160"/>
+          </w:tcPr>
+          <w:p>
+            <w:r>
+              <w:t>8%</w:t>
             </w:r>
           </w:p>
         </w:tc>
@@ -1122,37 +1908,37 @@
           </w:tcPr>
           <w:p>
             <w:r>
-              <w:t>创亿网络有限公司</w:t>
-            </w:r>
-          </w:p>
-        </w:tc>
-        <w:tc>
-          <w:tcPr>
-            <w:tcW w:type="dxa" w:w="2160"/>
-          </w:tcPr>
-          <w:p>
-            <w:r>
-              <w:t>云计算</w:t>
-            </w:r>
-          </w:p>
-        </w:tc>
-        <w:tc>
-          <w:tcPr>
-            <w:tcW w:type="dxa" w:w="2160"/>
-          </w:tcPr>
-          <w:p>
-            <w:r>
-              <w:t>260亿</w:t>
-            </w:r>
-          </w:p>
-        </w:tc>
-        <w:tc>
-          <w:tcPr>
-            <w:tcW w:type="dxa" w:w="2160"/>
-          </w:tcPr>
-          <w:p>
-            <w:r>
-              <w:t>21%</w:t>
+              <w:t>中建创业科技有限公司</w:t>
+            </w:r>
+          </w:p>
+        </w:tc>
+        <w:tc>
+          <w:tcPr>
+            <w:tcW w:type="dxa" w:w="2160"/>
+          </w:tcPr>
+          <w:p>
+            <w:r>
+              <w:t>半导体</w:t>
+            </w:r>
+          </w:p>
+        </w:tc>
+        <w:tc>
+          <w:tcPr>
+            <w:tcW w:type="dxa" w:w="2160"/>
+          </w:tcPr>
+          <w:p>
+            <w:r>
+              <w:t>171亿</w:t>
+            </w:r>
+          </w:p>
+        </w:tc>
+        <w:tc>
+          <w:tcPr>
+            <w:tcW w:type="dxa" w:w="2160"/>
+          </w:tcPr>
+          <w:p>
+            <w:r>
+              <w:t>22%</w:t>
             </w:r>
           </w:p>
         </w:tc>
@@ -1164,7 +1950,7 @@
           </w:tcPr>
           <w:p>
             <w:r>
-              <w:t>创亿网络有限公司</w:t>
+              <w:t>泰麒麟网络有限公司</w:t>
             </w:r>
           </w:p>
         </w:tc>
@@ -1184,17 +1970,17 @@
           </w:tcPr>
           <w:p>
             <w:r>
-              <w:t>354亿</w:t>
-            </w:r>
-          </w:p>
-        </w:tc>
-        <w:tc>
-          <w:tcPr>
-            <w:tcW w:type="dxa" w:w="2160"/>
-          </w:tcPr>
-          <w:p>
-            <w:r>
-              <w:t>22%</w:t>
+              <w:t>574亿</w:t>
+            </w:r>
+          </w:p>
+        </w:tc>
+        <w:tc>
+          <w:tcPr>
+            <w:tcW w:type="dxa" w:w="2160"/>
+          </w:tcPr>
+          <w:p>
+            <w:r>
+              <w:t>19%</w:t>
             </w:r>
           </w:p>
         </w:tc>
@@ -1206,37 +1992,37 @@
           </w:tcPr>
           <w:p>
             <w:r>
-              <w:t>精芯科技有限公司</w:t>
-            </w:r>
-          </w:p>
-        </w:tc>
-        <w:tc>
-          <w:tcPr>
-            <w:tcW w:type="dxa" w:w="2160"/>
-          </w:tcPr>
-          <w:p>
-            <w:r>
-              <w:t>云计算</w:t>
-            </w:r>
-          </w:p>
-        </w:tc>
-        <w:tc>
-          <w:tcPr>
-            <w:tcW w:type="dxa" w:w="2160"/>
-          </w:tcPr>
-          <w:p>
-            <w:r>
-              <w:t>112亿</w:t>
-            </w:r>
-          </w:p>
-        </w:tc>
-        <w:tc>
-          <w:tcPr>
-            <w:tcW w:type="dxa" w:w="2160"/>
-          </w:tcPr>
-          <w:p>
-            <w:r>
-              <w:t>9%</w:t>
+              <w:t>巨奥传媒有限公司</w:t>
+            </w:r>
+          </w:p>
+        </w:tc>
+        <w:tc>
+          <w:tcPr>
+            <w:tcW w:type="dxa" w:w="2160"/>
+          </w:tcPr>
+          <w:p>
+            <w:r>
+              <w:t>人工智能</w:t>
+            </w:r>
+          </w:p>
+        </w:tc>
+        <w:tc>
+          <w:tcPr>
+            <w:tcW w:type="dxa" w:w="2160"/>
+          </w:tcPr>
+          <w:p>
+            <w:r>
+              <w:t>221亿</w:t>
+            </w:r>
+          </w:p>
+        </w:tc>
+        <w:tc>
+          <w:tcPr>
+            <w:tcW w:type="dxa" w:w="2160"/>
+          </w:tcPr>
+          <w:p>
+            <w:r>
+              <w:t>24%</w:t>
             </w:r>
           </w:p>
         </w:tc>
@@ -1248,37 +2034,37 @@
           </w:tcPr>
           <w:p>
             <w:r>
-              <w:t>昊嘉网络有限公司</w:t>
-            </w:r>
-          </w:p>
-        </w:tc>
-        <w:tc>
-          <w:tcPr>
-            <w:tcW w:type="dxa" w:w="2160"/>
-          </w:tcPr>
-          <w:p>
-            <w:r>
-              <w:t>新能源</w:t>
-            </w:r>
-          </w:p>
-        </w:tc>
-        <w:tc>
-          <w:tcPr>
-            <w:tcW w:type="dxa" w:w="2160"/>
-          </w:tcPr>
-          <w:p>
-            <w:r>
-              <w:t>207亿</w:t>
-            </w:r>
-          </w:p>
-        </w:tc>
-        <w:tc>
-          <w:tcPr>
-            <w:tcW w:type="dxa" w:w="2160"/>
-          </w:tcPr>
-          <w:p>
-            <w:r>
-              <w:t>8%</w:t>
+              <w:t>艾提科信科技有限公司</w:t>
+            </w:r>
+          </w:p>
+        </w:tc>
+        <w:tc>
+          <w:tcPr>
+            <w:tcW w:type="dxa" w:w="2160"/>
+          </w:tcPr>
+          <w:p>
+            <w:r>
+              <w:t>云计算</w:t>
+            </w:r>
+          </w:p>
+        </w:tc>
+        <w:tc>
+          <w:tcPr>
+            <w:tcW w:type="dxa" w:w="2160"/>
+          </w:tcPr>
+          <w:p>
+            <w:r>
+              <w:t>760亿</w:t>
+            </w:r>
+          </w:p>
+        </w:tc>
+        <w:tc>
+          <w:tcPr>
+            <w:tcW w:type="dxa" w:w="2160"/>
+          </w:tcPr>
+          <w:p>
+            <w:r>
+              <w:t>19%</w:t>
             </w:r>
           </w:p>
         </w:tc>
@@ -1290,37 +2076,37 @@
           </w:tcPr>
           <w:p>
             <w:r>
-              <w:t>万迅电脑网络有限公司</w:t>
-            </w:r>
-          </w:p>
-        </w:tc>
-        <w:tc>
-          <w:tcPr>
-            <w:tcW w:type="dxa" w:w="2160"/>
-          </w:tcPr>
-          <w:p>
-            <w:r>
-              <w:t>半导体</w:t>
-            </w:r>
-          </w:p>
-        </w:tc>
-        <w:tc>
-          <w:tcPr>
-            <w:tcW w:type="dxa" w:w="2160"/>
-          </w:tcPr>
-          <w:p>
-            <w:r>
-              <w:t>296亿</w:t>
-            </w:r>
-          </w:p>
-        </w:tc>
-        <w:tc>
-          <w:tcPr>
-            <w:tcW w:type="dxa" w:w="2160"/>
-          </w:tcPr>
-          <w:p>
-            <w:r>
-              <w:t>26%</w:t>
+              <w:t>巨奥传媒有限公司</w:t>
+            </w:r>
+          </w:p>
+        </w:tc>
+        <w:tc>
+          <w:tcPr>
+            <w:tcW w:type="dxa" w:w="2160"/>
+          </w:tcPr>
+          <w:p>
+            <w:r>
+              <w:t>人工智能</w:t>
+            </w:r>
+          </w:p>
+        </w:tc>
+        <w:tc>
+          <w:tcPr>
+            <w:tcW w:type="dxa" w:w="2160"/>
+          </w:tcPr>
+          <w:p>
+            <w:r>
+              <w:t>325亿</w:t>
+            </w:r>
+          </w:p>
+        </w:tc>
+        <w:tc>
+          <w:tcPr>
+            <w:tcW w:type="dxa" w:w="2160"/>
+          </w:tcPr>
+          <w:p>
+            <w:r>
+              <w:t>18%</w:t>
             </w:r>
           </w:p>
         </w:tc>
@@ -1332,37 +2118,37 @@
           </w:tcPr>
           <w:p>
             <w:r>
-              <w:t>和泰科技有限公司</w:t>
-            </w:r>
-          </w:p>
-        </w:tc>
-        <w:tc>
-          <w:tcPr>
-            <w:tcW w:type="dxa" w:w="2160"/>
-          </w:tcPr>
-          <w:p>
-            <w:r>
-              <w:t>人工智能</w:t>
-            </w:r>
-          </w:p>
-        </w:tc>
-        <w:tc>
-          <w:tcPr>
-            <w:tcW w:type="dxa" w:w="2160"/>
-          </w:tcPr>
-          <w:p>
-            <w:r>
-              <w:t>300亿</w:t>
-            </w:r>
-          </w:p>
-        </w:tc>
-        <w:tc>
-          <w:tcPr>
-            <w:tcW w:type="dxa" w:w="2160"/>
-          </w:tcPr>
-          <w:p>
-            <w:r>
-              <w:t>24%</w:t>
+              <w:t>雨林木风计算机科技有限公司</w:t>
+            </w:r>
+          </w:p>
+        </w:tc>
+        <w:tc>
+          <w:tcPr>
+            <w:tcW w:type="dxa" w:w="2160"/>
+          </w:tcPr>
+          <w:p>
+            <w:r>
+              <w:t>半导体</w:t>
+            </w:r>
+          </w:p>
+        </w:tc>
+        <w:tc>
+          <w:tcPr>
+            <w:tcW w:type="dxa" w:w="2160"/>
+          </w:tcPr>
+          <w:p>
+            <w:r>
+              <w:t>227亿</w:t>
+            </w:r>
+          </w:p>
+        </w:tc>
+        <w:tc>
+          <w:tcPr>
+            <w:tcW w:type="dxa" w:w="2160"/>
+          </w:tcPr>
+          <w:p>
+            <w:r>
+              <w:t>10%</w:t>
             </w:r>
           </w:p>
         </w:tc>
@@ -1374,37 +2160,37 @@
           </w:tcPr>
           <w:p>
             <w:r>
-              <w:t>天益信息有限公司</w:t>
-            </w:r>
-          </w:p>
-        </w:tc>
-        <w:tc>
-          <w:tcPr>
-            <w:tcW w:type="dxa" w:w="2160"/>
-          </w:tcPr>
-          <w:p>
-            <w:r>
-              <w:t>云计算</w:t>
-            </w:r>
-          </w:p>
-        </w:tc>
-        <w:tc>
-          <w:tcPr>
-            <w:tcW w:type="dxa" w:w="2160"/>
-          </w:tcPr>
-          <w:p>
-            <w:r>
-              <w:t>735亿</w:t>
-            </w:r>
-          </w:p>
-        </w:tc>
-        <w:tc>
-          <w:tcPr>
-            <w:tcW w:type="dxa" w:w="2160"/>
-          </w:tcPr>
-          <w:p>
-            <w:r>
-              <w:t>13%</w:t>
+              <w:t>方正科技传媒有限公司</w:t>
+            </w:r>
+          </w:p>
+        </w:tc>
+        <w:tc>
+          <w:tcPr>
+            <w:tcW w:type="dxa" w:w="2160"/>
+          </w:tcPr>
+          <w:p>
+            <w:r>
+              <w:t>人工智能</w:t>
+            </w:r>
+          </w:p>
+        </w:tc>
+        <w:tc>
+          <w:tcPr>
+            <w:tcW w:type="dxa" w:w="2160"/>
+          </w:tcPr>
+          <w:p>
+            <w:r>
+              <w:t>329亿</w:t>
+            </w:r>
+          </w:p>
+        </w:tc>
+        <w:tc>
+          <w:tcPr>
+            <w:tcW w:type="dxa" w:w="2160"/>
+          </w:tcPr>
+          <w:p>
+            <w:r>
+              <w:t>6%</w:t>
             </w:r>
           </w:p>
         </w:tc>
@@ -1416,37 +2202,37 @@
           </w:tcPr>
           <w:p>
             <w:r>
-              <w:t>创联世纪科技有限公司</w:t>
-            </w:r>
-          </w:p>
-        </w:tc>
-        <w:tc>
-          <w:tcPr>
-            <w:tcW w:type="dxa" w:w="2160"/>
-          </w:tcPr>
-          <w:p>
-            <w:r>
-              <w:t>医疗科技</w:t>
-            </w:r>
-          </w:p>
-        </w:tc>
-        <w:tc>
-          <w:tcPr>
-            <w:tcW w:type="dxa" w:w="2160"/>
-          </w:tcPr>
-          <w:p>
-            <w:r>
-              <w:t>169亿</w:t>
-            </w:r>
-          </w:p>
-        </w:tc>
-        <w:tc>
-          <w:tcPr>
-            <w:tcW w:type="dxa" w:w="2160"/>
-          </w:tcPr>
-          <w:p>
-            <w:r>
-              <w:t>26%</w:t>
+              <w:t>良诺科技有限公司</w:t>
+            </w:r>
+          </w:p>
+        </w:tc>
+        <w:tc>
+          <w:tcPr>
+            <w:tcW w:type="dxa" w:w="2160"/>
+          </w:tcPr>
+          <w:p>
+            <w:r>
+              <w:t>云计算</w:t>
+            </w:r>
+          </w:p>
+        </w:tc>
+        <w:tc>
+          <w:tcPr>
+            <w:tcW w:type="dxa" w:w="2160"/>
+          </w:tcPr>
+          <w:p>
+            <w:r>
+              <w:t>599亿</w:t>
+            </w:r>
+          </w:p>
+        </w:tc>
+        <w:tc>
+          <w:tcPr>
+            <w:tcW w:type="dxa" w:w="2160"/>
+          </w:tcPr>
+          <w:p>
+            <w:r>
+              <w:t>6%</w:t>
             </w:r>
           </w:p>
         </w:tc>
@@ -1458,7 +2244,7 @@
           </w:tcPr>
           <w:p>
             <w:r>
-              <w:t>精芯科技有限公司</w:t>
+              <w:t>泰麒麟网络有限公司</w:t>
             </w:r>
           </w:p>
         </w:tc>
@@ -1478,7 +2264,7 @@
           </w:tcPr>
           <w:p>
             <w:r>
-              <w:t>772亿</w:t>
+              <w:t>463亿</w:t>
             </w:r>
           </w:p>
         </w:tc>
@@ -1500,37 +2286,37 @@
           </w:tcPr>
           <w:p>
             <w:r>
-              <w:t>华远软件信息有限公司</w:t>
-            </w:r>
-          </w:p>
-        </w:tc>
-        <w:tc>
-          <w:tcPr>
-            <w:tcW w:type="dxa" w:w="2160"/>
-          </w:tcPr>
-          <w:p>
-            <w:r>
-              <w:t>半导体</w:t>
-            </w:r>
-          </w:p>
-        </w:tc>
-        <w:tc>
-          <w:tcPr>
-            <w:tcW w:type="dxa" w:w="2160"/>
-          </w:tcPr>
-          <w:p>
-            <w:r>
-              <w:t>246亿</w:t>
-            </w:r>
-          </w:p>
-        </w:tc>
-        <w:tc>
-          <w:tcPr>
-            <w:tcW w:type="dxa" w:w="2160"/>
-          </w:tcPr>
-          <w:p>
-            <w:r>
-              <w:t>12%</w:t>
+              <w:t>信诚致远科技有限公司</w:t>
+            </w:r>
+          </w:p>
+        </w:tc>
+        <w:tc>
+          <w:tcPr>
+            <w:tcW w:type="dxa" w:w="2160"/>
+          </w:tcPr>
+          <w:p>
+            <w:r>
+              <w:t>云计算</w:t>
+            </w:r>
+          </w:p>
+        </w:tc>
+        <w:tc>
+          <w:tcPr>
+            <w:tcW w:type="dxa" w:w="2160"/>
+          </w:tcPr>
+          <w:p>
+            <w:r>
+              <w:t>711亿</w:t>
+            </w:r>
+          </w:p>
+        </w:tc>
+        <w:tc>
+          <w:tcPr>
+            <w:tcW w:type="dxa" w:w="2160"/>
+          </w:tcPr>
+          <w:p>
+            <w:r>
+              <w:t>29%</w:t>
             </w:r>
           </w:p>
         </w:tc>
@@ -1542,351 +2328,27 @@
           </w:tcPr>
           <w:p>
             <w:r>
-              <w:t>万迅电脑网络有限公司</w:t>
-            </w:r>
-          </w:p>
-        </w:tc>
-        <w:tc>
-          <w:tcPr>
-            <w:tcW w:type="dxa" w:w="2160"/>
-          </w:tcPr>
-          <w:p>
-            <w:r>
-              <w:t>半导体</w:t>
-            </w:r>
-          </w:p>
-        </w:tc>
-        <w:tc>
-          <w:tcPr>
-            <w:tcW w:type="dxa" w:w="2160"/>
-          </w:tcPr>
-          <w:p>
-            <w:r>
-              <w:t>275亿</w:t>
-            </w:r>
-          </w:p>
-        </w:tc>
-        <w:tc>
-          <w:tcPr>
-            <w:tcW w:type="dxa" w:w="2160"/>
-          </w:tcPr>
-          <w:p>
-            <w:r>
-              <w:t>14%</w:t>
-            </w:r>
-          </w:p>
-        </w:tc>
-      </w:tr>
-    </w:tbl>
-    <w:p>
-      <w:pPr>
-        <w:pStyle w:val="Heading1"/>
-      </w:pPr>
-      <w:r>
-        <w:t>行业分析 3</w:t>
-      </w:r>
-    </w:p>
-    <w:p>
-      <w:r>
-        <w:br/>
-        <w:t>从产业链角度看，人工智能 行业主要由上游设备厂商、</w:t>
-        <w:br/>
-        <w:t>中游平台企业以及下游应用厂商组成。</w:t>
-        <w:br/>
-        <w:t>迪摩科技有限公司 主要位于产业链的 上游 环节。</w:t>
-        <w:br/>
-      </w:r>
-    </w:p>
-    <w:p>
-      <w:r>
-        <w:br/>
-        <w:t>根据内部财务模型测算，雨林木风计算机网络有限公司 在未来三年</w:t>
-        <w:br/>
-        <w:t>收入复合增长率预计可达到 17% 左右。</w:t>
-        <w:br/>
-        <w:t>该预测基于行业需求增长以及公司产能扩张计划。</w:t>
-        <w:br/>
-      </w:r>
-    </w:p>
-    <w:p>
-      <w:r>
-        <w:br/>
-        <w:t>东方峻景网络有限公司 是中国 机器人 行业的重要企业之一。</w:t>
-        <w:br/>
-        <w:t>根据华辰资本 量化研究部 的研究，该公司成立于 2020 年，</w:t>
-        <w:br/>
-        <w:t>目前员工规模约 7859 人。公司近年来持续加大研发投入，</w:t>
-        <w:br/>
-        <w:t>在核心技术方面形成了较强的竞争壁垒。</w:t>
-        <w:br/>
-      </w:r>
-    </w:p>
-    <w:p>
-      <w:r>
-        <w:br/>
-        <w:t>根据内部财务模型测算，天益信息有限公司 在未来三年</w:t>
-        <w:br/>
-        <w:t>收入复合增长率预计可达到 33% 左右。</w:t>
-        <w:br/>
-        <w:t>该预测基于行业需求增长以及公司产能扩张计划。</w:t>
-        <w:br/>
-      </w:r>
-    </w:p>
-    <w:p>
-      <w:r>
-        <w:br/>
-        <w:t>根据内部财务模型测算，鸿睿思博网络有限公司 在未来三年</w:t>
-        <w:br/>
-        <w:t>收入复合增长率预计可达到 34% 左右。</w:t>
-        <w:br/>
-        <w:t>该预测基于行业需求增长以及公司产能扩张计划。</w:t>
-        <w:br/>
-      </w:r>
-    </w:p>
-    <w:p>
-      <w:r>
-        <w:br/>
-        <w:t>根据内部财务模型测算，昂歌信息科技有限公司 在未来三年</w:t>
-        <w:br/>
-        <w:t>收入复合增长率预计可达到 24% 左右。</w:t>
-        <w:br/>
-        <w:t>该预测基于行业需求增长以及公司产能扩张计划。</w:t>
-        <w:br/>
-      </w:r>
-    </w:p>
-    <w:p>
-      <w:r>
-        <w:br/>
-        <w:t>鸿睿思博信息有限公司 是中国 半导体 行业的重要企业之一。</w:t>
-        <w:br/>
-        <w:t>根据华辰资本 投资策略部 的研究，该公司成立于 2015 年，</w:t>
-        <w:br/>
-        <w:t>目前员工规模约 1207 人。公司近年来持续加大研发投入，</w:t>
-        <w:br/>
-        <w:t>在核心技术方面形成了较强的竞争壁垒。</w:t>
-        <w:br/>
-      </w:r>
-    </w:p>
-    <w:p>
-      <w:r>
-        <w:br/>
-        <w:t>昊嘉网络有限公司 是中国 新能源 行业的重要企业之一。</w:t>
-        <w:br/>
-        <w:t>根据华辰资本 投资策略部 的研究，该公司成立于 2016 年，</w:t>
-        <w:br/>
-        <w:t>目前员工规模约 4510 人。公司近年来持续加大研发投入，</w:t>
-        <w:br/>
-        <w:t>在核心技术方面形成了较强的竞争壁垒。</w:t>
-        <w:br/>
-      </w:r>
-    </w:p>
-    <w:tbl>
-      <w:tblPr>
-        <w:tblW w:type="auto" w:w="0"/>
-        <w:tblLook w:firstColumn="1" w:firstRow="1" w:lastColumn="0" w:lastRow="0" w:noHBand="0" w:noVBand="1" w:val="04A0"/>
-      </w:tblPr>
-      <w:tblGrid>
-        <w:gridCol w:w="2160"/>
-        <w:gridCol w:w="2160"/>
-        <w:gridCol w:w="2160"/>
-        <w:gridCol w:w="2160"/>
-      </w:tblGrid>
-      <w:tr>
-        <w:tc>
-          <w:tcPr>
-            <w:tcW w:type="dxa" w:w="2160"/>
-          </w:tcPr>
-          <w:p>
-            <w:r>
-              <w:t>公司</w:t>
-            </w:r>
-          </w:p>
-        </w:tc>
-        <w:tc>
-          <w:tcPr>
-            <w:tcW w:type="dxa" w:w="2160"/>
-          </w:tcPr>
-          <w:p>
-            <w:r>
-              <w:t>行业</w:t>
-            </w:r>
-          </w:p>
-        </w:tc>
-        <w:tc>
-          <w:tcPr>
-            <w:tcW w:type="dxa" w:w="2160"/>
-          </w:tcPr>
-          <w:p>
-            <w:r>
-              <w:t>市值</w:t>
-            </w:r>
-          </w:p>
-        </w:tc>
-        <w:tc>
-          <w:tcPr>
-            <w:tcW w:type="dxa" w:w="2160"/>
-          </w:tcPr>
-          <w:p>
-            <w:r>
-              <w:t>增长率</w:t>
-            </w:r>
-          </w:p>
-        </w:tc>
-      </w:tr>
-      <w:tr>
-        <w:tc>
-          <w:tcPr>
-            <w:tcW w:type="dxa" w:w="2160"/>
-          </w:tcPr>
-          <w:p>
-            <w:r>
-              <w:t>立信电子网络有限公司</w:t>
-            </w:r>
-          </w:p>
-        </w:tc>
-        <w:tc>
-          <w:tcPr>
-            <w:tcW w:type="dxa" w:w="2160"/>
-          </w:tcPr>
-          <w:p>
-            <w:r>
-              <w:t>云计算</w:t>
-            </w:r>
-          </w:p>
-        </w:tc>
-        <w:tc>
-          <w:tcPr>
-            <w:tcW w:type="dxa" w:w="2160"/>
-          </w:tcPr>
-          <w:p>
-            <w:r>
-              <w:t>503亿</w:t>
-            </w:r>
-          </w:p>
-        </w:tc>
-        <w:tc>
-          <w:tcPr>
-            <w:tcW w:type="dxa" w:w="2160"/>
-          </w:tcPr>
-          <w:p>
-            <w:r>
-              <w:t>10%</w:t>
-            </w:r>
-          </w:p>
-        </w:tc>
-      </w:tr>
-      <w:tr>
-        <w:tc>
-          <w:tcPr>
-            <w:tcW w:type="dxa" w:w="2160"/>
-          </w:tcPr>
-          <w:p>
-            <w:r>
-              <w:t>南康网络有限公司</w:t>
-            </w:r>
-          </w:p>
-        </w:tc>
-        <w:tc>
-          <w:tcPr>
-            <w:tcW w:type="dxa" w:w="2160"/>
-          </w:tcPr>
-          <w:p>
-            <w:r>
-              <w:t>消费科技</w:t>
-            </w:r>
-          </w:p>
-        </w:tc>
-        <w:tc>
-          <w:tcPr>
-            <w:tcW w:type="dxa" w:w="2160"/>
-          </w:tcPr>
-          <w:p>
-            <w:r>
-              <w:t>417亿</w:t>
-            </w:r>
-          </w:p>
-        </w:tc>
-        <w:tc>
-          <w:tcPr>
-            <w:tcW w:type="dxa" w:w="2160"/>
-          </w:tcPr>
-          <w:p>
-            <w:r>
-              <w:t>6%</w:t>
-            </w:r>
-          </w:p>
-        </w:tc>
-      </w:tr>
-      <w:tr>
-        <w:tc>
-          <w:tcPr>
-            <w:tcW w:type="dxa" w:w="2160"/>
-          </w:tcPr>
-          <w:p>
-            <w:r>
-              <w:t>新宇龙信息传媒有限公司</w:t>
-            </w:r>
-          </w:p>
-        </w:tc>
-        <w:tc>
-          <w:tcPr>
-            <w:tcW w:type="dxa" w:w="2160"/>
-          </w:tcPr>
-          <w:p>
-            <w:r>
-              <w:t>机器人</w:t>
-            </w:r>
-          </w:p>
-        </w:tc>
-        <w:tc>
-          <w:tcPr>
-            <w:tcW w:type="dxa" w:w="2160"/>
-          </w:tcPr>
-          <w:p>
-            <w:r>
-              <w:t>544亿</w:t>
-            </w:r>
-          </w:p>
-        </w:tc>
-        <w:tc>
-          <w:tcPr>
-            <w:tcW w:type="dxa" w:w="2160"/>
-          </w:tcPr>
-          <w:p>
-            <w:r>
-              <w:t>26%</w:t>
-            </w:r>
-          </w:p>
-        </w:tc>
-      </w:tr>
-      <w:tr>
-        <w:tc>
-          <w:tcPr>
-            <w:tcW w:type="dxa" w:w="2160"/>
-          </w:tcPr>
-          <w:p>
-            <w:r>
-              <w:t>立信电子网络有限公司</w:t>
-            </w:r>
-          </w:p>
-        </w:tc>
-        <w:tc>
-          <w:tcPr>
-            <w:tcW w:type="dxa" w:w="2160"/>
-          </w:tcPr>
-          <w:p>
-            <w:r>
-              <w:t>云计算</w:t>
-            </w:r>
-          </w:p>
-        </w:tc>
-        <w:tc>
-          <w:tcPr>
-            <w:tcW w:type="dxa" w:w="2160"/>
-          </w:tcPr>
-          <w:p>
-            <w:r>
-              <w:t>749亿</w:t>
+              <w:t>通际名联科技有限公司</w:t>
+            </w:r>
+          </w:p>
+        </w:tc>
+        <w:tc>
+          <w:tcPr>
+            <w:tcW w:type="dxa" w:w="2160"/>
+          </w:tcPr>
+          <w:p>
+            <w:r>
+              <w:t>人工智能</w:t>
+            </w:r>
+          </w:p>
+        </w:tc>
+        <w:tc>
+          <w:tcPr>
+            <w:tcW w:type="dxa" w:w="2160"/>
+          </w:tcPr>
+          <w:p>
+            <w:r>
+              <w:t>280亿</w:t>
             </w:r>
           </w:p>
         </w:tc>
@@ -1897,468 +2359,6 @@
           <w:p>
             <w:r>
               <w:t>21%</w:t>
-            </w:r>
-          </w:p>
-        </w:tc>
-      </w:tr>
-      <w:tr>
-        <w:tc>
-          <w:tcPr>
-            <w:tcW w:type="dxa" w:w="2160"/>
-          </w:tcPr>
-          <w:p>
-            <w:r>
-              <w:t>东方峻景传媒有限公司</w:t>
-            </w:r>
-          </w:p>
-        </w:tc>
-        <w:tc>
-          <w:tcPr>
-            <w:tcW w:type="dxa" w:w="2160"/>
-          </w:tcPr>
-          <w:p>
-            <w:r>
-              <w:t>新能源</w:t>
-            </w:r>
-          </w:p>
-        </w:tc>
-        <w:tc>
-          <w:tcPr>
-            <w:tcW w:type="dxa" w:w="2160"/>
-          </w:tcPr>
-          <w:p>
-            <w:r>
-              <w:t>197亿</w:t>
-            </w:r>
-          </w:p>
-        </w:tc>
-        <w:tc>
-          <w:tcPr>
-            <w:tcW w:type="dxa" w:w="2160"/>
-          </w:tcPr>
-          <w:p>
-            <w:r>
-              <w:t>17%</w:t>
-            </w:r>
-          </w:p>
-        </w:tc>
-      </w:tr>
-      <w:tr>
-        <w:tc>
-          <w:tcPr>
-            <w:tcW w:type="dxa" w:w="2160"/>
-          </w:tcPr>
-          <w:p>
-            <w:r>
-              <w:t>九方信息有限公司</w:t>
-            </w:r>
-          </w:p>
-        </w:tc>
-        <w:tc>
-          <w:tcPr>
-            <w:tcW w:type="dxa" w:w="2160"/>
-          </w:tcPr>
-          <w:p>
-            <w:r>
-              <w:t>新能源</w:t>
-            </w:r>
-          </w:p>
-        </w:tc>
-        <w:tc>
-          <w:tcPr>
-            <w:tcW w:type="dxa" w:w="2160"/>
-          </w:tcPr>
-          <w:p>
-            <w:r>
-              <w:t>788亿</w:t>
-            </w:r>
-          </w:p>
-        </w:tc>
-        <w:tc>
-          <w:tcPr>
-            <w:tcW w:type="dxa" w:w="2160"/>
-          </w:tcPr>
-          <w:p>
-            <w:r>
-              <w:t>5%</w:t>
-            </w:r>
-          </w:p>
-        </w:tc>
-      </w:tr>
-      <w:tr>
-        <w:tc>
-          <w:tcPr>
-            <w:tcW w:type="dxa" w:w="2160"/>
-          </w:tcPr>
-          <w:p>
-            <w:r>
-              <w:t>易动力科技有限公司</w:t>
-            </w:r>
-          </w:p>
-        </w:tc>
-        <w:tc>
-          <w:tcPr>
-            <w:tcW w:type="dxa" w:w="2160"/>
-          </w:tcPr>
-          <w:p>
-            <w:r>
-              <w:t>云计算</w:t>
-            </w:r>
-          </w:p>
-        </w:tc>
-        <w:tc>
-          <w:tcPr>
-            <w:tcW w:type="dxa" w:w="2160"/>
-          </w:tcPr>
-          <w:p>
-            <w:r>
-              <w:t>443亿</w:t>
-            </w:r>
-          </w:p>
-        </w:tc>
-        <w:tc>
-          <w:tcPr>
-            <w:tcW w:type="dxa" w:w="2160"/>
-          </w:tcPr>
-          <w:p>
-            <w:r>
-              <w:t>29%</w:t>
-            </w:r>
-          </w:p>
-        </w:tc>
-      </w:tr>
-      <w:tr>
-        <w:tc>
-          <w:tcPr>
-            <w:tcW w:type="dxa" w:w="2160"/>
-          </w:tcPr>
-          <w:p>
-            <w:r>
-              <w:t>和泰传媒有限公司</w:t>
-            </w:r>
-          </w:p>
-        </w:tc>
-        <w:tc>
-          <w:tcPr>
-            <w:tcW w:type="dxa" w:w="2160"/>
-          </w:tcPr>
-          <w:p>
-            <w:r>
-              <w:t>消费科技</w:t>
-            </w:r>
-          </w:p>
-        </w:tc>
-        <w:tc>
-          <w:tcPr>
-            <w:tcW w:type="dxa" w:w="2160"/>
-          </w:tcPr>
-          <w:p>
-            <w:r>
-              <w:t>353亿</w:t>
-            </w:r>
-          </w:p>
-        </w:tc>
-        <w:tc>
-          <w:tcPr>
-            <w:tcW w:type="dxa" w:w="2160"/>
-          </w:tcPr>
-          <w:p>
-            <w:r>
-              <w:t>9%</w:t>
-            </w:r>
-          </w:p>
-        </w:tc>
-      </w:tr>
-      <w:tr>
-        <w:tc>
-          <w:tcPr>
-            <w:tcW w:type="dxa" w:w="2160"/>
-          </w:tcPr>
-          <w:p>
-            <w:r>
-              <w:t>鸿睿思博信息有限公司</w:t>
-            </w:r>
-          </w:p>
-        </w:tc>
-        <w:tc>
-          <w:tcPr>
-            <w:tcW w:type="dxa" w:w="2160"/>
-          </w:tcPr>
-          <w:p>
-            <w:r>
-              <w:t>半导体</w:t>
-            </w:r>
-          </w:p>
-        </w:tc>
-        <w:tc>
-          <w:tcPr>
-            <w:tcW w:type="dxa" w:w="2160"/>
-          </w:tcPr>
-          <w:p>
-            <w:r>
-              <w:t>247亿</w:t>
-            </w:r>
-          </w:p>
-        </w:tc>
-        <w:tc>
-          <w:tcPr>
-            <w:tcW w:type="dxa" w:w="2160"/>
-          </w:tcPr>
-          <w:p>
-            <w:r>
-              <w:t>23%</w:t>
-            </w:r>
-          </w:p>
-        </w:tc>
-      </w:tr>
-      <w:tr>
-        <w:tc>
-          <w:tcPr>
-            <w:tcW w:type="dxa" w:w="2160"/>
-          </w:tcPr>
-          <w:p>
-            <w:r>
-              <w:t>飞利信科技有限公司</w:t>
-            </w:r>
-          </w:p>
-        </w:tc>
-        <w:tc>
-          <w:tcPr>
-            <w:tcW w:type="dxa" w:w="2160"/>
-          </w:tcPr>
-          <w:p>
-            <w:r>
-              <w:t>新能源</w:t>
-            </w:r>
-          </w:p>
-        </w:tc>
-        <w:tc>
-          <w:tcPr>
-            <w:tcW w:type="dxa" w:w="2160"/>
-          </w:tcPr>
-          <w:p>
-            <w:r>
-              <w:t>232亿</w:t>
-            </w:r>
-          </w:p>
-        </w:tc>
-        <w:tc>
-          <w:tcPr>
-            <w:tcW w:type="dxa" w:w="2160"/>
-          </w:tcPr>
-          <w:p>
-            <w:r>
-              <w:t>30%</w:t>
-            </w:r>
-          </w:p>
-        </w:tc>
-      </w:tr>
-      <w:tr>
-        <w:tc>
-          <w:tcPr>
-            <w:tcW w:type="dxa" w:w="2160"/>
-          </w:tcPr>
-          <w:p>
-            <w:r>
-              <w:t>精芯信息有限公司</w:t>
-            </w:r>
-          </w:p>
-        </w:tc>
-        <w:tc>
-          <w:tcPr>
-            <w:tcW w:type="dxa" w:w="2160"/>
-          </w:tcPr>
-          <w:p>
-            <w:r>
-              <w:t>消费科技</w:t>
-            </w:r>
-          </w:p>
-        </w:tc>
-        <w:tc>
-          <w:tcPr>
-            <w:tcW w:type="dxa" w:w="2160"/>
-          </w:tcPr>
-          <w:p>
-            <w:r>
-              <w:t>329亿</w:t>
-            </w:r>
-          </w:p>
-        </w:tc>
-        <w:tc>
-          <w:tcPr>
-            <w:tcW w:type="dxa" w:w="2160"/>
-          </w:tcPr>
-          <w:p>
-            <w:r>
-              <w:t>17%</w:t>
-            </w:r>
-          </w:p>
-        </w:tc>
-      </w:tr>
-      <w:tr>
-        <w:tc>
-          <w:tcPr>
-            <w:tcW w:type="dxa" w:w="2160"/>
-          </w:tcPr>
-          <w:p>
-            <w:r>
-              <w:t>天益信息有限公司</w:t>
-            </w:r>
-          </w:p>
-        </w:tc>
-        <w:tc>
-          <w:tcPr>
-            <w:tcW w:type="dxa" w:w="2160"/>
-          </w:tcPr>
-          <w:p>
-            <w:r>
-              <w:t>云计算</w:t>
-            </w:r>
-          </w:p>
-        </w:tc>
-        <w:tc>
-          <w:tcPr>
-            <w:tcW w:type="dxa" w:w="2160"/>
-          </w:tcPr>
-          <w:p>
-            <w:r>
-              <w:t>704亿</w:t>
-            </w:r>
-          </w:p>
-        </w:tc>
-        <w:tc>
-          <w:tcPr>
-            <w:tcW w:type="dxa" w:w="2160"/>
-          </w:tcPr>
-          <w:p>
-            <w:r>
-              <w:t>18%</w:t>
-            </w:r>
-          </w:p>
-        </w:tc>
-      </w:tr>
-      <w:tr>
-        <w:tc>
-          <w:tcPr>
-            <w:tcW w:type="dxa" w:w="2160"/>
-          </w:tcPr>
-          <w:p>
-            <w:r>
-              <w:t>兰金电子网络有限公司</w:t>
-            </w:r>
-          </w:p>
-        </w:tc>
-        <w:tc>
-          <w:tcPr>
-            <w:tcW w:type="dxa" w:w="2160"/>
-          </w:tcPr>
-          <w:p>
-            <w:r>
-              <w:t>消费科技</w:t>
-            </w:r>
-          </w:p>
-        </w:tc>
-        <w:tc>
-          <w:tcPr>
-            <w:tcW w:type="dxa" w:w="2160"/>
-          </w:tcPr>
-          <w:p>
-            <w:r>
-              <w:t>594亿</w:t>
-            </w:r>
-          </w:p>
-        </w:tc>
-        <w:tc>
-          <w:tcPr>
-            <w:tcW w:type="dxa" w:w="2160"/>
-          </w:tcPr>
-          <w:p>
-            <w:r>
-              <w:t>22%</w:t>
-            </w:r>
-          </w:p>
-        </w:tc>
-      </w:tr>
-      <w:tr>
-        <w:tc>
-          <w:tcPr>
-            <w:tcW w:type="dxa" w:w="2160"/>
-          </w:tcPr>
-          <w:p>
-            <w:r>
-              <w:t>天益科技有限公司</w:t>
-            </w:r>
-          </w:p>
-        </w:tc>
-        <w:tc>
-          <w:tcPr>
-            <w:tcW w:type="dxa" w:w="2160"/>
-          </w:tcPr>
-          <w:p>
-            <w:r>
-              <w:t>半导体</w:t>
-            </w:r>
-          </w:p>
-        </w:tc>
-        <w:tc>
-          <w:tcPr>
-            <w:tcW w:type="dxa" w:w="2160"/>
-          </w:tcPr>
-          <w:p>
-            <w:r>
-              <w:t>333亿</w:t>
-            </w:r>
-          </w:p>
-        </w:tc>
-        <w:tc>
-          <w:tcPr>
-            <w:tcW w:type="dxa" w:w="2160"/>
-          </w:tcPr>
-          <w:p>
-            <w:r>
-              <w:t>19%</w:t>
-            </w:r>
-          </w:p>
-        </w:tc>
-      </w:tr>
-      <w:tr>
-        <w:tc>
-          <w:tcPr>
-            <w:tcW w:type="dxa" w:w="2160"/>
-          </w:tcPr>
-          <w:p>
-            <w:r>
-              <w:t>东方峻景传媒有限公司</w:t>
-            </w:r>
-          </w:p>
-        </w:tc>
-        <w:tc>
-          <w:tcPr>
-            <w:tcW w:type="dxa" w:w="2160"/>
-          </w:tcPr>
-          <w:p>
-            <w:r>
-              <w:t>新能源</w:t>
-            </w:r>
-          </w:p>
-        </w:tc>
-        <w:tc>
-          <w:tcPr>
-            <w:tcW w:type="dxa" w:w="2160"/>
-          </w:tcPr>
-          <w:p>
-            <w:r>
-              <w:t>281亿</w:t>
-            </w:r>
-          </w:p>
-        </w:tc>
-        <w:tc>
-          <w:tcPr>
-            <w:tcW w:type="dxa" w:w="2160"/>
-          </w:tcPr>
-          <w:p>
-            <w:r>
-              <w:t>17%</w:t>
             </w:r>
           </w:p>
         </w:tc>
@@ -2375,9 +2375,9 @@
     <w:p>
       <w:r>
         <w:br/>
-        <w:t>华辰资本旗下的 HC AI Innovation Fund 在最近的资产配置会议中</w:t>
+        <w:t>华辰资本旗下的 HC Alpha Growth Fund 在最近的资产配置会议中</w:t>
         <w:br/>
-        <w:t>讨论了 人工智能 行业的投资机会，并对 迪摩科技有限公司</w:t>
+        <w:t>讨论了 消费科技 行业的投资机会，并对 飞海科技传媒有限公司</w:t>
         <w:br/>
         <w:t>进行了重点评估。</w:t>
         <w:br/>
@@ -2386,11 +2386,33 @@
     <w:p>
       <w:r>
         <w:br/>
-        <w:t>华辰资本旗下的 HC Global Macro Fund 在最近的资产配置会议中</w:t>
+        <w:t>根据内部财务模型测算，雨林木风计算机科技有限公司 在未来三年</w:t>
         <w:br/>
-        <w:t>讨论了 云计算 行业的投资机会，并对 天益信息有限公司</w:t>
+        <w:t>收入复合增长率预计可达到 14% 左右。</w:t>
         <w:br/>
-        <w:t>进行了重点评估。</w:t>
+        <w:t>该预测基于行业需求增长以及公司产能扩张计划。</w:t>
+        <w:br/>
+      </w:r>
+    </w:p>
+    <w:p>
+      <w:r>
+        <w:br/>
+        <w:t>根据内部财务模型测算，华成育卓科技有限公司 在未来三年</w:t>
+        <w:br/>
+        <w:t>收入复合增长率预计可达到 20% 左右。</w:t>
+        <w:br/>
+        <w:t>该预测基于行业需求增长以及公司产能扩张计划。</w:t>
+        <w:br/>
+      </w:r>
+    </w:p>
+    <w:p>
+      <w:r>
+        <w:br/>
+        <w:t>根据内部财务模型测算，联通时科传媒有限公司 在未来三年</w:t>
+        <w:br/>
+        <w:t>收入复合增长率预计可达到 26% 左右。</w:t>
+        <w:br/>
+        <w:t>该预测基于行业需求增长以及公司产能扩张计划。</w:t>
         <w:br/>
       </w:r>
     </w:p>
@@ -2408,7 +2430,7 @@
     <w:p>
       <w:r>
         <w:br/>
-        <w:t>风险管理部认为，医疗科技 行业仍然面临若干</w:t>
+        <w:t>风险管理部认为，机器人 行业仍然面临若干</w:t>
         <w:br/>
         <w:t>不确定性因素，包括技术迭代风险、政策变化、</w:t>
         <w:br/>
@@ -2419,48 +2441,22 @@
     <w:p>
       <w:r>
         <w:br/>
-        <w:t>迪摩科技有限公司 是中国 人工智能 行业的重要企业之一。</w:t>
+        <w:t>华辰资本旗下的 HC Alpha Growth Fund 在最近的资产配置会议中</w:t>
         <w:br/>
-        <w:t>根据华辰资本 量化研究部 的研究，该公司成立于 2017 年，</w:t>
+        <w:t>讨论了 人工智能 行业的投资机会，并对 华成育卓传媒有限公司</w:t>
         <w:br/>
-        <w:t>目前员工规模约 7554 人。公司近年来持续加大研发投入，</w:t>
-        <w:br/>
-        <w:t>在核心技术方面形成了较强的竞争壁垒。</w:t>
+        <w:t>进行了重点评估。</w:t>
         <w:br/>
       </w:r>
     </w:p>
     <w:p>
       <w:r>
         <w:br/>
-        <w:t>根据内部财务模型测算，创汇传媒有限公司 在未来三年</w:t>
+        <w:t>根据内部财务模型测算，信诚致远网络有限公司 在未来三年</w:t>
         <w:br/>
-        <w:t>收入复合增长率预计可达到 12% 左右。</w:t>
+        <w:t>收入复合增长率预计可达到 10% 左右。</w:t>
         <w:br/>
         <w:t>该预测基于行业需求增长以及公司产能扩张计划。</w:t>
-        <w:br/>
-      </w:r>
-    </w:p>
-    <w:p>
-      <w:r>
-        <w:br/>
-        <w:t>创汇传媒有限公司 是中国 新能源 行业的重要企业之一。</w:t>
-        <w:br/>
-        <w:t>根据华辰资本 量化研究部 的研究，该公司成立于 2007 年，</w:t>
-        <w:br/>
-        <w:t>目前员工规模约 7155 人。公司近年来持续加大研发投入，</w:t>
-        <w:br/>
-        <w:t>在核心技术方面形成了较强的竞争壁垒。</w:t>
-        <w:br/>
-      </w:r>
-    </w:p>
-    <w:p>
-      <w:r>
-        <w:br/>
-        <w:t>风险管理部认为，新能源 行业仍然面临若干</w:t>
-        <w:br/>
-        <w:t>不确定性因素，包括技术迭代风险、政策变化、</w:t>
-        <w:br/>
-        <w:t>以及市场竞争加剧等问题。</w:t>
         <w:br/>
       </w:r>
     </w:p>
@@ -2524,7 +2520,7 @@
           </w:tcPr>
           <w:p>
             <w:r>
-              <w:t>信诚致远传媒有限公司</w:t>
+              <w:t>华成育卓传媒有限公司</w:t>
             </w:r>
           </w:p>
         </w:tc>
@@ -2544,17 +2540,17 @@
           </w:tcPr>
           <w:p>
             <w:r>
-              <w:t>325亿</w:t>
-            </w:r>
-          </w:p>
-        </w:tc>
-        <w:tc>
-          <w:tcPr>
-            <w:tcW w:type="dxa" w:w="2160"/>
-          </w:tcPr>
-          <w:p>
-            <w:r>
-              <w:t>26%</w:t>
+              <w:t>276亿</w:t>
+            </w:r>
+          </w:p>
+        </w:tc>
+        <w:tc>
+          <w:tcPr>
+            <w:tcW w:type="dxa" w:w="2160"/>
+          </w:tcPr>
+          <w:p>
+            <w:r>
+              <w:t>6%</w:t>
             </w:r>
           </w:p>
         </w:tc>
@@ -2566,37 +2562,37 @@
           </w:tcPr>
           <w:p>
             <w:r>
-              <w:t>迪摩科技有限公司</w:t>
-            </w:r>
-          </w:p>
-        </w:tc>
-        <w:tc>
-          <w:tcPr>
-            <w:tcW w:type="dxa" w:w="2160"/>
-          </w:tcPr>
-          <w:p>
-            <w:r>
-              <w:t>人工智能</w:t>
-            </w:r>
-          </w:p>
-        </w:tc>
-        <w:tc>
-          <w:tcPr>
-            <w:tcW w:type="dxa" w:w="2160"/>
-          </w:tcPr>
-          <w:p>
-            <w:r>
-              <w:t>604亿</w:t>
-            </w:r>
-          </w:p>
-        </w:tc>
-        <w:tc>
-          <w:tcPr>
-            <w:tcW w:type="dxa" w:w="2160"/>
-          </w:tcPr>
-          <w:p>
-            <w:r>
-              <w:t>8%</w:t>
+              <w:t>方正科技信息有限公司</w:t>
+            </w:r>
+          </w:p>
+        </w:tc>
+        <w:tc>
+          <w:tcPr>
+            <w:tcW w:type="dxa" w:w="2160"/>
+          </w:tcPr>
+          <w:p>
+            <w:r>
+              <w:t>消费科技</w:t>
+            </w:r>
+          </w:p>
+        </w:tc>
+        <w:tc>
+          <w:tcPr>
+            <w:tcW w:type="dxa" w:w="2160"/>
+          </w:tcPr>
+          <w:p>
+            <w:r>
+              <w:t>657亿</w:t>
+            </w:r>
+          </w:p>
+        </w:tc>
+        <w:tc>
+          <w:tcPr>
+            <w:tcW w:type="dxa" w:w="2160"/>
+          </w:tcPr>
+          <w:p>
+            <w:r>
+              <w:t>21%</w:t>
             </w:r>
           </w:p>
         </w:tc>
@@ -2608,37 +2604,37 @@
           </w:tcPr>
           <w:p>
             <w:r>
-              <w:t>凌云网络有限公司</w:t>
-            </w:r>
-          </w:p>
-        </w:tc>
-        <w:tc>
-          <w:tcPr>
-            <w:tcW w:type="dxa" w:w="2160"/>
-          </w:tcPr>
-          <w:p>
-            <w:r>
-              <w:t>医疗科技</w:t>
-            </w:r>
-          </w:p>
-        </w:tc>
-        <w:tc>
-          <w:tcPr>
-            <w:tcW w:type="dxa" w:w="2160"/>
-          </w:tcPr>
-          <w:p>
-            <w:r>
-              <w:t>730亿</w:t>
-            </w:r>
-          </w:p>
-        </w:tc>
-        <w:tc>
-          <w:tcPr>
-            <w:tcW w:type="dxa" w:w="2160"/>
-          </w:tcPr>
-          <w:p>
-            <w:r>
-              <w:t>6%</w:t>
+              <w:t>方正科技传媒有限公司</w:t>
+            </w:r>
+          </w:p>
+        </w:tc>
+        <w:tc>
+          <w:tcPr>
+            <w:tcW w:type="dxa" w:w="2160"/>
+          </w:tcPr>
+          <w:p>
+            <w:r>
+              <w:t>人工智能</w:t>
+            </w:r>
+          </w:p>
+        </w:tc>
+        <w:tc>
+          <w:tcPr>
+            <w:tcW w:type="dxa" w:w="2160"/>
+          </w:tcPr>
+          <w:p>
+            <w:r>
+              <w:t>469亿</w:t>
+            </w:r>
+          </w:p>
+        </w:tc>
+        <w:tc>
+          <w:tcPr>
+            <w:tcW w:type="dxa" w:w="2160"/>
+          </w:tcPr>
+          <w:p>
+            <w:r>
+              <w:t>19%</w:t>
             </w:r>
           </w:p>
         </w:tc>
@@ -2650,37 +2646,37 @@
           </w:tcPr>
           <w:p>
             <w:r>
-              <w:t>万迅电脑网络有限公司</w:t>
-            </w:r>
-          </w:p>
-        </w:tc>
-        <w:tc>
-          <w:tcPr>
-            <w:tcW w:type="dxa" w:w="2160"/>
-          </w:tcPr>
-          <w:p>
-            <w:r>
-              <w:t>半导体</w:t>
-            </w:r>
-          </w:p>
-        </w:tc>
-        <w:tc>
-          <w:tcPr>
-            <w:tcW w:type="dxa" w:w="2160"/>
-          </w:tcPr>
-          <w:p>
-            <w:r>
-              <w:t>350亿</w:t>
-            </w:r>
-          </w:p>
-        </w:tc>
-        <w:tc>
-          <w:tcPr>
-            <w:tcW w:type="dxa" w:w="2160"/>
-          </w:tcPr>
-          <w:p>
-            <w:r>
-              <w:t>30%</w:t>
+              <w:t>惠派国际公司科技有限公司</w:t>
+            </w:r>
+          </w:p>
+        </w:tc>
+        <w:tc>
+          <w:tcPr>
+            <w:tcW w:type="dxa" w:w="2160"/>
+          </w:tcPr>
+          <w:p>
+            <w:r>
+              <w:t>人工智能</w:t>
+            </w:r>
+          </w:p>
+        </w:tc>
+        <w:tc>
+          <w:tcPr>
+            <w:tcW w:type="dxa" w:w="2160"/>
+          </w:tcPr>
+          <w:p>
+            <w:r>
+              <w:t>773亿</w:t>
+            </w:r>
+          </w:p>
+        </w:tc>
+        <w:tc>
+          <w:tcPr>
+            <w:tcW w:type="dxa" w:w="2160"/>
+          </w:tcPr>
+          <w:p>
+            <w:r>
+              <w:t>12%</w:t>
             </w:r>
           </w:p>
         </w:tc>
@@ -2692,37 +2688,37 @@
           </w:tcPr>
           <w:p>
             <w:r>
-              <w:t>鸿睿思博信息有限公司</w:t>
-            </w:r>
-          </w:p>
-        </w:tc>
-        <w:tc>
-          <w:tcPr>
-            <w:tcW w:type="dxa" w:w="2160"/>
-          </w:tcPr>
-          <w:p>
-            <w:r>
-              <w:t>半导体</w:t>
-            </w:r>
-          </w:p>
-        </w:tc>
-        <w:tc>
-          <w:tcPr>
-            <w:tcW w:type="dxa" w:w="2160"/>
-          </w:tcPr>
-          <w:p>
-            <w:r>
-              <w:t>276亿</w:t>
-            </w:r>
-          </w:p>
-        </w:tc>
-        <w:tc>
-          <w:tcPr>
-            <w:tcW w:type="dxa" w:w="2160"/>
-          </w:tcPr>
-          <w:p>
-            <w:r>
-              <w:t>8%</w:t>
+              <w:t>明腾传媒有限公司</w:t>
+            </w:r>
+          </w:p>
+        </w:tc>
+        <w:tc>
+          <w:tcPr>
+            <w:tcW w:type="dxa" w:w="2160"/>
+          </w:tcPr>
+          <w:p>
+            <w:r>
+              <w:t>人工智能</w:t>
+            </w:r>
+          </w:p>
+        </w:tc>
+        <w:tc>
+          <w:tcPr>
+            <w:tcW w:type="dxa" w:w="2160"/>
+          </w:tcPr>
+          <w:p>
+            <w:r>
+              <w:t>353亿</w:t>
+            </w:r>
+          </w:p>
+        </w:tc>
+        <w:tc>
+          <w:tcPr>
+            <w:tcW w:type="dxa" w:w="2160"/>
+          </w:tcPr>
+          <w:p>
+            <w:r>
+              <w:t>18%</w:t>
             </w:r>
           </w:p>
         </w:tc>
@@ -2734,37 +2730,37 @@
           </w:tcPr>
           <w:p>
             <w:r>
-              <w:t>创联世纪科技有限公司</w:t>
-            </w:r>
-          </w:p>
-        </w:tc>
-        <w:tc>
-          <w:tcPr>
-            <w:tcW w:type="dxa" w:w="2160"/>
-          </w:tcPr>
-          <w:p>
-            <w:r>
-              <w:t>医疗科技</w:t>
-            </w:r>
-          </w:p>
-        </w:tc>
-        <w:tc>
-          <w:tcPr>
-            <w:tcW w:type="dxa" w:w="2160"/>
-          </w:tcPr>
-          <w:p>
-            <w:r>
-              <w:t>154亿</w:t>
-            </w:r>
-          </w:p>
-        </w:tc>
-        <w:tc>
-          <w:tcPr>
-            <w:tcW w:type="dxa" w:w="2160"/>
-          </w:tcPr>
-          <w:p>
-            <w:r>
-              <w:t>17%</w:t>
+              <w:t>新格林耐特网络有限公司</w:t>
+            </w:r>
+          </w:p>
+        </w:tc>
+        <w:tc>
+          <w:tcPr>
+            <w:tcW w:type="dxa" w:w="2160"/>
+          </w:tcPr>
+          <w:p>
+            <w:r>
+              <w:t>人工智能</w:t>
+            </w:r>
+          </w:p>
+        </w:tc>
+        <w:tc>
+          <w:tcPr>
+            <w:tcW w:type="dxa" w:w="2160"/>
+          </w:tcPr>
+          <w:p>
+            <w:r>
+              <w:t>219亿</w:t>
+            </w:r>
+          </w:p>
+        </w:tc>
+        <w:tc>
+          <w:tcPr>
+            <w:tcW w:type="dxa" w:w="2160"/>
+          </w:tcPr>
+          <w:p>
+            <w:r>
+              <w:t>11%</w:t>
             </w:r>
           </w:p>
         </w:tc>
@@ -2776,37 +2772,37 @@
           </w:tcPr>
           <w:p>
             <w:r>
-              <w:t>和泰传媒有限公司</w:t>
-            </w:r>
-          </w:p>
-        </w:tc>
-        <w:tc>
-          <w:tcPr>
-            <w:tcW w:type="dxa" w:w="2160"/>
-          </w:tcPr>
-          <w:p>
-            <w:r>
-              <w:t>消费科技</w:t>
-            </w:r>
-          </w:p>
-        </w:tc>
-        <w:tc>
-          <w:tcPr>
-            <w:tcW w:type="dxa" w:w="2160"/>
-          </w:tcPr>
-          <w:p>
-            <w:r>
-              <w:t>202亿</w:t>
-            </w:r>
-          </w:p>
-        </w:tc>
-        <w:tc>
-          <w:tcPr>
-            <w:tcW w:type="dxa" w:w="2160"/>
-          </w:tcPr>
-          <w:p>
-            <w:r>
-              <w:t>27%</w:t>
+              <w:t>信诚致远科技有限公司</w:t>
+            </w:r>
+          </w:p>
+        </w:tc>
+        <w:tc>
+          <w:tcPr>
+            <w:tcW w:type="dxa" w:w="2160"/>
+          </w:tcPr>
+          <w:p>
+            <w:r>
+              <w:t>云计算</w:t>
+            </w:r>
+          </w:p>
+        </w:tc>
+        <w:tc>
+          <w:tcPr>
+            <w:tcW w:type="dxa" w:w="2160"/>
+          </w:tcPr>
+          <w:p>
+            <w:r>
+              <w:t>325亿</w:t>
+            </w:r>
+          </w:p>
+        </w:tc>
+        <w:tc>
+          <w:tcPr>
+            <w:tcW w:type="dxa" w:w="2160"/>
+          </w:tcPr>
+          <w:p>
+            <w:r>
+              <w:t>16%</w:t>
             </w:r>
           </w:p>
         </w:tc>
@@ -2818,37 +2814,37 @@
           </w:tcPr>
           <w:p>
             <w:r>
-              <w:t>东方峻景传媒有限公司</w:t>
-            </w:r>
-          </w:p>
-        </w:tc>
-        <w:tc>
-          <w:tcPr>
-            <w:tcW w:type="dxa" w:w="2160"/>
-          </w:tcPr>
-          <w:p>
-            <w:r>
-              <w:t>新能源</w:t>
-            </w:r>
-          </w:p>
-        </w:tc>
-        <w:tc>
-          <w:tcPr>
-            <w:tcW w:type="dxa" w:w="2160"/>
-          </w:tcPr>
-          <w:p>
-            <w:r>
-              <w:t>423亿</w:t>
-            </w:r>
-          </w:p>
-        </w:tc>
-        <w:tc>
-          <w:tcPr>
-            <w:tcW w:type="dxa" w:w="2160"/>
-          </w:tcPr>
-          <w:p>
-            <w:r>
-              <w:t>24%</w:t>
+              <w:t>创联世纪信息有限公司</w:t>
+            </w:r>
+          </w:p>
+        </w:tc>
+        <w:tc>
+          <w:tcPr>
+            <w:tcW w:type="dxa" w:w="2160"/>
+          </w:tcPr>
+          <w:p>
+            <w:r>
+              <w:t>云计算</w:t>
+            </w:r>
+          </w:p>
+        </w:tc>
+        <w:tc>
+          <w:tcPr>
+            <w:tcW w:type="dxa" w:w="2160"/>
+          </w:tcPr>
+          <w:p>
+            <w:r>
+              <w:t>785亿</w:t>
+            </w:r>
+          </w:p>
+        </w:tc>
+        <w:tc>
+          <w:tcPr>
+            <w:tcW w:type="dxa" w:w="2160"/>
+          </w:tcPr>
+          <w:p>
+            <w:r>
+              <w:t>9%</w:t>
             </w:r>
           </w:p>
         </w:tc>
@@ -2860,37 +2856,37 @@
           </w:tcPr>
           <w:p>
             <w:r>
-              <w:t>创联世纪科技有限公司</w:t>
-            </w:r>
-          </w:p>
-        </w:tc>
-        <w:tc>
-          <w:tcPr>
-            <w:tcW w:type="dxa" w:w="2160"/>
-          </w:tcPr>
-          <w:p>
-            <w:r>
-              <w:t>医疗科技</w:t>
-            </w:r>
-          </w:p>
-        </w:tc>
-        <w:tc>
-          <w:tcPr>
-            <w:tcW w:type="dxa" w:w="2160"/>
-          </w:tcPr>
-          <w:p>
-            <w:r>
-              <w:t>781亿</w:t>
-            </w:r>
-          </w:p>
-        </w:tc>
-        <w:tc>
-          <w:tcPr>
-            <w:tcW w:type="dxa" w:w="2160"/>
-          </w:tcPr>
-          <w:p>
-            <w:r>
-              <w:t>21%</w:t>
+              <w:t>鑫博腾飞信息有限公司</w:t>
+            </w:r>
+          </w:p>
+        </w:tc>
+        <w:tc>
+          <w:tcPr>
+            <w:tcW w:type="dxa" w:w="2160"/>
+          </w:tcPr>
+          <w:p>
+            <w:r>
+              <w:t>消费科技</w:t>
+            </w:r>
+          </w:p>
+        </w:tc>
+        <w:tc>
+          <w:tcPr>
+            <w:tcW w:type="dxa" w:w="2160"/>
+          </w:tcPr>
+          <w:p>
+            <w:r>
+              <w:t>355亿</w:t>
+            </w:r>
+          </w:p>
+        </w:tc>
+        <w:tc>
+          <w:tcPr>
+            <w:tcW w:type="dxa" w:w="2160"/>
+          </w:tcPr>
+          <w:p>
+            <w:r>
+              <w:t>28%</w:t>
             </w:r>
           </w:p>
         </w:tc>
@@ -2902,37 +2898,37 @@
           </w:tcPr>
           <w:p>
             <w:r>
-              <w:t>鸿睿思博网络有限公司</w:t>
-            </w:r>
-          </w:p>
-        </w:tc>
-        <w:tc>
-          <w:tcPr>
-            <w:tcW w:type="dxa" w:w="2160"/>
-          </w:tcPr>
-          <w:p>
-            <w:r>
-              <w:t>新能源</w:t>
-            </w:r>
-          </w:p>
-        </w:tc>
-        <w:tc>
-          <w:tcPr>
-            <w:tcW w:type="dxa" w:w="2160"/>
-          </w:tcPr>
-          <w:p>
-            <w:r>
-              <w:t>501亿</w:t>
-            </w:r>
-          </w:p>
-        </w:tc>
-        <w:tc>
-          <w:tcPr>
-            <w:tcW w:type="dxa" w:w="2160"/>
-          </w:tcPr>
-          <w:p>
-            <w:r>
-              <w:t>7%</w:t>
+              <w:t>迪摩信息有限公司</w:t>
+            </w:r>
+          </w:p>
+        </w:tc>
+        <w:tc>
+          <w:tcPr>
+            <w:tcW w:type="dxa" w:w="2160"/>
+          </w:tcPr>
+          <w:p>
+            <w:r>
+              <w:t>医疗科技</w:t>
+            </w:r>
+          </w:p>
+        </w:tc>
+        <w:tc>
+          <w:tcPr>
+            <w:tcW w:type="dxa" w:w="2160"/>
+          </w:tcPr>
+          <w:p>
+            <w:r>
+              <w:t>286亿</w:t>
+            </w:r>
+          </w:p>
+        </w:tc>
+        <w:tc>
+          <w:tcPr>
+            <w:tcW w:type="dxa" w:w="2160"/>
+          </w:tcPr>
+          <w:p>
+            <w:r>
+              <w:t>15%</w:t>
             </w:r>
           </w:p>
         </w:tc>
@@ -2944,37 +2940,37 @@
           </w:tcPr>
           <w:p>
             <w:r>
-              <w:t>华远软件信息有限公司</w:t>
-            </w:r>
-          </w:p>
-        </w:tc>
-        <w:tc>
-          <w:tcPr>
-            <w:tcW w:type="dxa" w:w="2160"/>
-          </w:tcPr>
-          <w:p>
-            <w:r>
-              <w:t>半导体</w:t>
-            </w:r>
-          </w:p>
-        </w:tc>
-        <w:tc>
-          <w:tcPr>
-            <w:tcW w:type="dxa" w:w="2160"/>
-          </w:tcPr>
-          <w:p>
-            <w:r>
-              <w:t>776亿</w:t>
-            </w:r>
-          </w:p>
-        </w:tc>
-        <w:tc>
-          <w:tcPr>
-            <w:tcW w:type="dxa" w:w="2160"/>
-          </w:tcPr>
-          <w:p>
-            <w:r>
-              <w:t>28%</w:t>
+              <w:t>图龙信息传媒有限公司</w:t>
+            </w:r>
+          </w:p>
+        </w:tc>
+        <w:tc>
+          <w:tcPr>
+            <w:tcW w:type="dxa" w:w="2160"/>
+          </w:tcPr>
+          <w:p>
+            <w:r>
+              <w:t>机器人</w:t>
+            </w:r>
+          </w:p>
+        </w:tc>
+        <w:tc>
+          <w:tcPr>
+            <w:tcW w:type="dxa" w:w="2160"/>
+          </w:tcPr>
+          <w:p>
+            <w:r>
+              <w:t>533亿</w:t>
+            </w:r>
+          </w:p>
+        </w:tc>
+        <w:tc>
+          <w:tcPr>
+            <w:tcW w:type="dxa" w:w="2160"/>
+          </w:tcPr>
+          <w:p>
+            <w:r>
+              <w:t>22%</w:t>
             </w:r>
           </w:p>
         </w:tc>
@@ -2986,7 +2982,7 @@
           </w:tcPr>
           <w:p>
             <w:r>
-              <w:t>易动力科技有限公司</w:t>
+              <w:t>佳禾传媒有限公司</w:t>
             </w:r>
           </w:p>
         </w:tc>
@@ -3006,17 +3002,17 @@
           </w:tcPr>
           <w:p>
             <w:r>
-              <w:t>687亿</w:t>
-            </w:r>
-          </w:p>
-        </w:tc>
-        <w:tc>
-          <w:tcPr>
-            <w:tcW w:type="dxa" w:w="2160"/>
-          </w:tcPr>
-          <w:p>
-            <w:r>
-              <w:t>16%</w:t>
+              <w:t>394亿</w:t>
+            </w:r>
+          </w:p>
+        </w:tc>
+        <w:tc>
+          <w:tcPr>
+            <w:tcW w:type="dxa" w:w="2160"/>
+          </w:tcPr>
+          <w:p>
+            <w:r>
+              <w:t>20%</w:t>
             </w:r>
           </w:p>
         </w:tc>
@@ -3028,37 +3024,37 @@
           </w:tcPr>
           <w:p>
             <w:r>
-              <w:t>万迅电脑网络有限公司</w:t>
-            </w:r>
-          </w:p>
-        </w:tc>
-        <w:tc>
-          <w:tcPr>
-            <w:tcW w:type="dxa" w:w="2160"/>
-          </w:tcPr>
-          <w:p>
-            <w:r>
-              <w:t>半导体</w:t>
-            </w:r>
-          </w:p>
-        </w:tc>
-        <w:tc>
-          <w:tcPr>
-            <w:tcW w:type="dxa" w:w="2160"/>
-          </w:tcPr>
-          <w:p>
-            <w:r>
-              <w:t>194亿</w:t>
-            </w:r>
-          </w:p>
-        </w:tc>
-        <w:tc>
-          <w:tcPr>
-            <w:tcW w:type="dxa" w:w="2160"/>
-          </w:tcPr>
-          <w:p>
-            <w:r>
-              <w:t>6%</w:t>
+              <w:t>通际名联科技有限公司</w:t>
+            </w:r>
+          </w:p>
+        </w:tc>
+        <w:tc>
+          <w:tcPr>
+            <w:tcW w:type="dxa" w:w="2160"/>
+          </w:tcPr>
+          <w:p>
+            <w:r>
+              <w:t>人工智能</w:t>
+            </w:r>
+          </w:p>
+        </w:tc>
+        <w:tc>
+          <w:tcPr>
+            <w:tcW w:type="dxa" w:w="2160"/>
+          </w:tcPr>
+          <w:p>
+            <w:r>
+              <w:t>361亿</w:t>
+            </w:r>
+          </w:p>
+        </w:tc>
+        <w:tc>
+          <w:tcPr>
+            <w:tcW w:type="dxa" w:w="2160"/>
+          </w:tcPr>
+          <w:p>
+            <w:r>
+              <w:t>26%</w:t>
             </w:r>
           </w:p>
         </w:tc>
@@ -3070,37 +3066,37 @@
           </w:tcPr>
           <w:p>
             <w:r>
-              <w:t>东方峻景网络有限公司</w:t>
-            </w:r>
-          </w:p>
-        </w:tc>
-        <w:tc>
-          <w:tcPr>
-            <w:tcW w:type="dxa" w:w="2160"/>
-          </w:tcPr>
-          <w:p>
-            <w:r>
-              <w:t>机器人</w:t>
-            </w:r>
-          </w:p>
-        </w:tc>
-        <w:tc>
-          <w:tcPr>
-            <w:tcW w:type="dxa" w:w="2160"/>
-          </w:tcPr>
-          <w:p>
-            <w:r>
-              <w:t>373亿</w:t>
-            </w:r>
-          </w:p>
-        </w:tc>
-        <w:tc>
-          <w:tcPr>
-            <w:tcW w:type="dxa" w:w="2160"/>
-          </w:tcPr>
-          <w:p>
-            <w:r>
-              <w:t>27%</w:t>
+              <w:t>精芯信息有限公司</w:t>
+            </w:r>
+          </w:p>
+        </w:tc>
+        <w:tc>
+          <w:tcPr>
+            <w:tcW w:type="dxa" w:w="2160"/>
+          </w:tcPr>
+          <w:p>
+            <w:r>
+              <w:t>半导体</w:t>
+            </w:r>
+          </w:p>
+        </w:tc>
+        <w:tc>
+          <w:tcPr>
+            <w:tcW w:type="dxa" w:w="2160"/>
+          </w:tcPr>
+          <w:p>
+            <w:r>
+              <w:t>424亿</w:t>
+            </w:r>
+          </w:p>
+        </w:tc>
+        <w:tc>
+          <w:tcPr>
+            <w:tcW w:type="dxa" w:w="2160"/>
+          </w:tcPr>
+          <w:p>
+            <w:r>
+              <w:t>23%</w:t>
             </w:r>
           </w:p>
         </w:tc>
@@ -3112,7 +3108,7 @@
           </w:tcPr>
           <w:p>
             <w:r>
-              <w:t>浦华众城信息有限公司</w:t>
+              <w:t>良诺科技有限公司</w:t>
             </w:r>
           </w:p>
         </w:tc>
@@ -3132,17 +3128,17 @@
           </w:tcPr>
           <w:p>
             <w:r>
-              <w:t>384亿</w:t>
-            </w:r>
-          </w:p>
-        </w:tc>
-        <w:tc>
-          <w:tcPr>
-            <w:tcW w:type="dxa" w:w="2160"/>
-          </w:tcPr>
-          <w:p>
-            <w:r>
-              <w:t>22%</w:t>
+              <w:t>542亿</w:t>
+            </w:r>
+          </w:p>
+        </w:tc>
+        <w:tc>
+          <w:tcPr>
+            <w:tcW w:type="dxa" w:w="2160"/>
+          </w:tcPr>
+          <w:p>
+            <w:r>
+              <w:t>17%</w:t>
             </w:r>
           </w:p>
         </w:tc>
@@ -3159,7 +3155,18 @@
     <w:p>
       <w:r>
         <w:br/>
-        <w:t>风险管理部认为，医疗科技 行业仍然面临若干</w:t>
+        <w:t>根据内部财务模型测算，信诚致远网络有限公司 在未来三年</w:t>
+        <w:br/>
+        <w:t>收入复合增长率预计可达到 19% 左右。</w:t>
+        <w:br/>
+        <w:t>该预测基于行业需求增长以及公司产能扩张计划。</w:t>
+        <w:br/>
+      </w:r>
+    </w:p>
+    <w:p>
+      <w:r>
+        <w:br/>
+        <w:t>风险管理部认为，消费科技 行业仍然面临若干</w:t>
         <w:br/>
         <w:t>不确定性因素，包括技术迭代风险、政策变化、</w:t>
         <w:br/>
@@ -3170,31 +3177,33 @@
     <w:p>
       <w:r>
         <w:br/>
-        <w:t>风险管理部认为，半导体 行业仍然面临若干</w:t>
+        <w:t>从产业链角度看，消费科技 行业主要由上游设备厂商、</w:t>
         <w:br/>
-        <w:t>不确定性因素，包括技术迭代风险、政策变化、</w:t>
+        <w:t>中游平台企业以及下游应用厂商组成。</w:t>
         <w:br/>
-        <w:t>以及市场竞争加剧等问题。</w:t>
+        <w:t>联软科技有限公司 主要位于产业链的 上游 环节。</w:t>
         <w:br/>
       </w:r>
     </w:p>
     <w:p>
       <w:r>
         <w:br/>
-        <w:t>风险管理部认为，云计算 行业仍然面临若干</w:t>
+        <w:t>毕博诚信息有限公司 是中国 机器人 行业的重要企业之一。</w:t>
         <w:br/>
-        <w:t>不确定性因素，包括技术迭代风险、政策变化、</w:t>
+        <w:t>根据华辰资本 量化研究部 的研究，该公司成立于 2017 年，</w:t>
         <w:br/>
-        <w:t>以及市场竞争加剧等问题。</w:t>
+        <w:t>目前员工规模约 508 人。公司近年来持续加大研发投入，</w:t>
+        <w:br/>
+        <w:t>在核心技术方面形成了较强的竞争壁垒。</w:t>
         <w:br/>
       </w:r>
     </w:p>
     <w:p>
       <w:r>
         <w:br/>
-        <w:t>根据内部财务模型测算，国讯网络有限公司 在未来三年</w:t>
+        <w:t>根据内部财务模型测算，泰麒麟网络有限公司 在未来三年</w:t>
         <w:br/>
-        <w:t>收入复合增长率预计可达到 20% 左右。</w:t>
+        <w:t>收入复合增长率预计可达到 22% 左右。</w:t>
         <w:br/>
         <w:t>该预测基于行业需求增长以及公司产能扩张计划。</w:t>
         <w:br/>
@@ -3203,46 +3212,33 @@
     <w:p>
       <w:r>
         <w:br/>
-        <w:t>从产业链角度看，消费科技 行业主要由上游设备厂商、</w:t>
+        <w:t>根据内部财务模型测算，明腾传媒有限公司 在未来三年</w:t>
         <w:br/>
-        <w:t>中游平台企业以及下游应用厂商组成。</w:t>
+        <w:t>收入复合增长率预计可达到 10% 左右。</w:t>
         <w:br/>
-        <w:t>昂歌信息科技有限公司 主要位于产业链的 上游 环节。</w:t>
+        <w:t>该预测基于行业需求增长以及公司产能扩张计划。</w:t>
         <w:br/>
       </w:r>
     </w:p>
     <w:p>
       <w:r>
         <w:br/>
-        <w:t>风险管理部认为，半导体 行业仍然面临若干</w:t>
+        <w:t>从产业链角度看，半导体 行业主要由上游设备厂商、</w:t>
         <w:br/>
-        <w:t>不确定性因素，包括技术迭代风险、政策变化、</w:t>
+        <w:t>中游平台企业以及下游应用厂商组成。</w:t>
         <w:br/>
-        <w:t>以及市场竞争加剧等问题。</w:t>
+        <w:t>信诚致远网络有限公司 主要位于产业链的 中游 环节。</w:t>
         <w:br/>
       </w:r>
     </w:p>
     <w:p>
       <w:r>
         <w:br/>
-        <w:t>新宇龙信息传媒有限公司 是中国 机器人 行业的重要企业之一。</w:t>
+        <w:t>根据内部财务模型测算，信诚致远网络有限公司 在未来三年</w:t>
         <w:br/>
-        <w:t>根据华辰资本 风险管理部 的研究，该公司成立于 2018 年，</w:t>
+        <w:t>收入复合增长率预计可达到 27% 左右。</w:t>
         <w:br/>
-        <w:t>目前员工规模约 6070 人。公司近年来持续加大研发投入，</w:t>
-        <w:br/>
-        <w:t>在核心技术方面形成了较强的竞争壁垒。</w:t>
-        <w:br/>
-      </w:r>
-    </w:p>
-    <w:p>
-      <w:r>
-        <w:br/>
-        <w:t>华辰资本旗下的 HC Global Macro Fund 在最近的资产配置会议中</w:t>
-        <w:br/>
-        <w:t>讨论了 人工智能 行业的投资机会，并对 和泰科技有限公司</w:t>
-        <w:br/>
-        <w:t>进行了重点评估。</w:t>
+        <w:t>该预测基于行业需求增长以及公司产能扩张计划。</w:t>
         <w:br/>
       </w:r>
     </w:p>
@@ -3306,37 +3302,37 @@
           </w:tcPr>
           <w:p>
             <w:r>
-              <w:t>迪摩科技有限公司</w:t>
-            </w:r>
-          </w:p>
-        </w:tc>
-        <w:tc>
-          <w:tcPr>
-            <w:tcW w:type="dxa" w:w="2160"/>
-          </w:tcPr>
-          <w:p>
-            <w:r>
-              <w:t>人工智能</w:t>
-            </w:r>
-          </w:p>
-        </w:tc>
-        <w:tc>
-          <w:tcPr>
-            <w:tcW w:type="dxa" w:w="2160"/>
-          </w:tcPr>
-          <w:p>
-            <w:r>
-              <w:t>520亿</w:t>
-            </w:r>
-          </w:p>
-        </w:tc>
-        <w:tc>
-          <w:tcPr>
-            <w:tcW w:type="dxa" w:w="2160"/>
-          </w:tcPr>
-          <w:p>
-            <w:r>
-              <w:t>9%</w:t>
+              <w:t>通际名联网络有限公司</w:t>
+            </w:r>
+          </w:p>
+        </w:tc>
+        <w:tc>
+          <w:tcPr>
+            <w:tcW w:type="dxa" w:w="2160"/>
+          </w:tcPr>
+          <w:p>
+            <w:r>
+              <w:t>机器人</w:t>
+            </w:r>
+          </w:p>
+        </w:tc>
+        <w:tc>
+          <w:tcPr>
+            <w:tcW w:type="dxa" w:w="2160"/>
+          </w:tcPr>
+          <w:p>
+            <w:r>
+              <w:t>194亿</w:t>
+            </w:r>
+          </w:p>
+        </w:tc>
+        <w:tc>
+          <w:tcPr>
+            <w:tcW w:type="dxa" w:w="2160"/>
+          </w:tcPr>
+          <w:p>
+            <w:r>
+              <w:t>17%</w:t>
             </w:r>
           </w:p>
         </w:tc>
@@ -3348,37 +3344,37 @@
           </w:tcPr>
           <w:p>
             <w:r>
-              <w:t>立信电子网络有限公司</w:t>
-            </w:r>
-          </w:p>
-        </w:tc>
-        <w:tc>
-          <w:tcPr>
-            <w:tcW w:type="dxa" w:w="2160"/>
-          </w:tcPr>
-          <w:p>
-            <w:r>
-              <w:t>云计算</w:t>
-            </w:r>
-          </w:p>
-        </w:tc>
-        <w:tc>
-          <w:tcPr>
-            <w:tcW w:type="dxa" w:w="2160"/>
-          </w:tcPr>
-          <w:p>
-            <w:r>
-              <w:t>420亿</w:t>
-            </w:r>
-          </w:p>
-        </w:tc>
-        <w:tc>
-          <w:tcPr>
-            <w:tcW w:type="dxa" w:w="2160"/>
-          </w:tcPr>
-          <w:p>
-            <w:r>
-              <w:t>23%</w:t>
+              <w:t>明腾传媒有限公司</w:t>
+            </w:r>
+          </w:p>
+        </w:tc>
+        <w:tc>
+          <w:tcPr>
+            <w:tcW w:type="dxa" w:w="2160"/>
+          </w:tcPr>
+          <w:p>
+            <w:r>
+              <w:t>人工智能</w:t>
+            </w:r>
+          </w:p>
+        </w:tc>
+        <w:tc>
+          <w:tcPr>
+            <w:tcW w:type="dxa" w:w="2160"/>
+          </w:tcPr>
+          <w:p>
+            <w:r>
+              <w:t>567亿</w:t>
+            </w:r>
+          </w:p>
+        </w:tc>
+        <w:tc>
+          <w:tcPr>
+            <w:tcW w:type="dxa" w:w="2160"/>
+          </w:tcPr>
+          <w:p>
+            <w:r>
+              <w:t>18%</w:t>
             </w:r>
           </w:p>
         </w:tc>
@@ -3390,37 +3386,37 @@
           </w:tcPr>
           <w:p>
             <w:r>
-              <w:t>创汇传媒有限公司</w:t>
-            </w:r>
-          </w:p>
-        </w:tc>
-        <w:tc>
-          <w:tcPr>
-            <w:tcW w:type="dxa" w:w="2160"/>
-          </w:tcPr>
-          <w:p>
-            <w:r>
-              <w:t>新能源</w:t>
-            </w:r>
-          </w:p>
-        </w:tc>
-        <w:tc>
-          <w:tcPr>
-            <w:tcW w:type="dxa" w:w="2160"/>
-          </w:tcPr>
-          <w:p>
-            <w:r>
-              <w:t>477亿</w:t>
-            </w:r>
-          </w:p>
-        </w:tc>
-        <w:tc>
-          <w:tcPr>
-            <w:tcW w:type="dxa" w:w="2160"/>
-          </w:tcPr>
-          <w:p>
-            <w:r>
-              <w:t>13%</w:t>
+              <w:t>九方传媒有限公司</w:t>
+            </w:r>
+          </w:p>
+        </w:tc>
+        <w:tc>
+          <w:tcPr>
+            <w:tcW w:type="dxa" w:w="2160"/>
+          </w:tcPr>
+          <w:p>
+            <w:r>
+              <w:t>医疗科技</w:t>
+            </w:r>
+          </w:p>
+        </w:tc>
+        <w:tc>
+          <w:tcPr>
+            <w:tcW w:type="dxa" w:w="2160"/>
+          </w:tcPr>
+          <w:p>
+            <w:r>
+              <w:t>220亿</w:t>
+            </w:r>
+          </w:p>
+        </w:tc>
+        <w:tc>
+          <w:tcPr>
+            <w:tcW w:type="dxa" w:w="2160"/>
+          </w:tcPr>
+          <w:p>
+            <w:r>
+              <w:t>24%</w:t>
             </w:r>
           </w:p>
         </w:tc>
@@ -3432,37 +3428,37 @@
           </w:tcPr>
           <w:p>
             <w:r>
-              <w:t>精芯信息有限公司</w:t>
-            </w:r>
-          </w:p>
-        </w:tc>
-        <w:tc>
-          <w:tcPr>
-            <w:tcW w:type="dxa" w:w="2160"/>
-          </w:tcPr>
-          <w:p>
-            <w:r>
-              <w:t>消费科技</w:t>
-            </w:r>
-          </w:p>
-        </w:tc>
-        <w:tc>
-          <w:tcPr>
-            <w:tcW w:type="dxa" w:w="2160"/>
-          </w:tcPr>
-          <w:p>
-            <w:r>
-              <w:t>646亿</w:t>
-            </w:r>
-          </w:p>
-        </w:tc>
-        <w:tc>
-          <w:tcPr>
-            <w:tcW w:type="dxa" w:w="2160"/>
-          </w:tcPr>
-          <w:p>
-            <w:r>
-              <w:t>30%</w:t>
+              <w:t>雨林木风计算机科技有限公司</w:t>
+            </w:r>
+          </w:p>
+        </w:tc>
+        <w:tc>
+          <w:tcPr>
+            <w:tcW w:type="dxa" w:w="2160"/>
+          </w:tcPr>
+          <w:p>
+            <w:r>
+              <w:t>半导体</w:t>
+            </w:r>
+          </w:p>
+        </w:tc>
+        <w:tc>
+          <w:tcPr>
+            <w:tcW w:type="dxa" w:w="2160"/>
+          </w:tcPr>
+          <w:p>
+            <w:r>
+              <w:t>267亿</w:t>
+            </w:r>
+          </w:p>
+        </w:tc>
+        <w:tc>
+          <w:tcPr>
+            <w:tcW w:type="dxa" w:w="2160"/>
+          </w:tcPr>
+          <w:p>
+            <w:r>
+              <w:t>29%</w:t>
             </w:r>
           </w:p>
         </w:tc>
@@ -3474,37 +3470,37 @@
           </w:tcPr>
           <w:p>
             <w:r>
-              <w:t>和泰传媒有限公司</w:t>
-            </w:r>
-          </w:p>
-        </w:tc>
-        <w:tc>
-          <w:tcPr>
-            <w:tcW w:type="dxa" w:w="2160"/>
-          </w:tcPr>
-          <w:p>
-            <w:r>
-              <w:t>消费科技</w:t>
-            </w:r>
-          </w:p>
-        </w:tc>
-        <w:tc>
-          <w:tcPr>
-            <w:tcW w:type="dxa" w:w="2160"/>
-          </w:tcPr>
-          <w:p>
-            <w:r>
-              <w:t>396亿</w:t>
-            </w:r>
-          </w:p>
-        </w:tc>
-        <w:tc>
-          <w:tcPr>
-            <w:tcW w:type="dxa" w:w="2160"/>
-          </w:tcPr>
-          <w:p>
-            <w:r>
-              <w:t>21%</w:t>
+              <w:t>创联世纪信息有限公司</w:t>
+            </w:r>
+          </w:p>
+        </w:tc>
+        <w:tc>
+          <w:tcPr>
+            <w:tcW w:type="dxa" w:w="2160"/>
+          </w:tcPr>
+          <w:p>
+            <w:r>
+              <w:t>云计算</w:t>
+            </w:r>
+          </w:p>
+        </w:tc>
+        <w:tc>
+          <w:tcPr>
+            <w:tcW w:type="dxa" w:w="2160"/>
+          </w:tcPr>
+          <w:p>
+            <w:r>
+              <w:t>603亿</w:t>
+            </w:r>
+          </w:p>
+        </w:tc>
+        <w:tc>
+          <w:tcPr>
+            <w:tcW w:type="dxa" w:w="2160"/>
+          </w:tcPr>
+          <w:p>
+            <w:r>
+              <w:t>26%</w:t>
             </w:r>
           </w:p>
         </w:tc>
@@ -3516,7 +3512,7 @@
           </w:tcPr>
           <w:p>
             <w:r>
-              <w:t>精芯信息有限公司</w:t>
+              <w:t>昂歌信息信息有限公司</w:t>
             </w:r>
           </w:p>
         </w:tc>
@@ -3536,17 +3532,17 @@
           </w:tcPr>
           <w:p>
             <w:r>
-              <w:t>100亿</w:t>
-            </w:r>
-          </w:p>
-        </w:tc>
-        <w:tc>
-          <w:tcPr>
-            <w:tcW w:type="dxa" w:w="2160"/>
-          </w:tcPr>
-          <w:p>
-            <w:r>
-              <w:t>22%</w:t>
+              <w:t>519亿</w:t>
+            </w:r>
+          </w:p>
+        </w:tc>
+        <w:tc>
+          <w:tcPr>
+            <w:tcW w:type="dxa" w:w="2160"/>
+          </w:tcPr>
+          <w:p>
+            <w:r>
+              <w:t>19%</w:t>
             </w:r>
           </w:p>
         </w:tc>
@@ -3558,7 +3554,7 @@
           </w:tcPr>
           <w:p>
             <w:r>
-              <w:t>和泰科技有限公司</w:t>
+              <w:t>华成育卓传媒有限公司</w:t>
             </w:r>
           </w:p>
         </w:tc>
@@ -3578,17 +3574,17 @@
           </w:tcPr>
           <w:p>
             <w:r>
-              <w:t>259亿</w:t>
-            </w:r>
-          </w:p>
-        </w:tc>
-        <w:tc>
-          <w:tcPr>
-            <w:tcW w:type="dxa" w:w="2160"/>
-          </w:tcPr>
-          <w:p>
-            <w:r>
-              <w:t>28%</w:t>
+              <w:t>375亿</w:t>
+            </w:r>
+          </w:p>
+        </w:tc>
+        <w:tc>
+          <w:tcPr>
+            <w:tcW w:type="dxa" w:w="2160"/>
+          </w:tcPr>
+          <w:p>
+            <w:r>
+              <w:t>17%</w:t>
             </w:r>
           </w:p>
         </w:tc>
@@ -3600,7 +3596,7 @@
           </w:tcPr>
           <w:p>
             <w:r>
-              <w:t>万迅电脑网络有限公司</w:t>
+              <w:t>中建创业科技有限公司</w:t>
             </w:r>
           </w:p>
         </w:tc>
@@ -3620,17 +3616,17 @@
           </w:tcPr>
           <w:p>
             <w:r>
-              <w:t>559亿</w:t>
-            </w:r>
-          </w:p>
-        </w:tc>
-        <w:tc>
-          <w:tcPr>
-            <w:tcW w:type="dxa" w:w="2160"/>
-          </w:tcPr>
-          <w:p>
-            <w:r>
-              <w:t>23%</w:t>
+              <w:t>475亿</w:t>
+            </w:r>
+          </w:p>
+        </w:tc>
+        <w:tc>
+          <w:tcPr>
+            <w:tcW w:type="dxa" w:w="2160"/>
+          </w:tcPr>
+          <w:p>
+            <w:r>
+              <w:t>8%</w:t>
             </w:r>
           </w:p>
         </w:tc>
@@ -3642,37 +3638,37 @@
           </w:tcPr>
           <w:p>
             <w:r>
-              <w:t>鸿睿思博信息有限公司</w:t>
-            </w:r>
-          </w:p>
-        </w:tc>
-        <w:tc>
-          <w:tcPr>
-            <w:tcW w:type="dxa" w:w="2160"/>
-          </w:tcPr>
-          <w:p>
-            <w:r>
-              <w:t>半导体</w:t>
-            </w:r>
-          </w:p>
-        </w:tc>
-        <w:tc>
-          <w:tcPr>
-            <w:tcW w:type="dxa" w:w="2160"/>
-          </w:tcPr>
-          <w:p>
-            <w:r>
-              <w:t>408亿</w:t>
-            </w:r>
-          </w:p>
-        </w:tc>
-        <w:tc>
-          <w:tcPr>
-            <w:tcW w:type="dxa" w:w="2160"/>
-          </w:tcPr>
-          <w:p>
-            <w:r>
-              <w:t>22%</w:t>
+              <w:t>惠派国际公司科技有限公司</w:t>
+            </w:r>
+          </w:p>
+        </w:tc>
+        <w:tc>
+          <w:tcPr>
+            <w:tcW w:type="dxa" w:w="2160"/>
+          </w:tcPr>
+          <w:p>
+            <w:r>
+              <w:t>人工智能</w:t>
+            </w:r>
+          </w:p>
+        </w:tc>
+        <w:tc>
+          <w:tcPr>
+            <w:tcW w:type="dxa" w:w="2160"/>
+          </w:tcPr>
+          <w:p>
+            <w:r>
+              <w:t>302亿</w:t>
+            </w:r>
+          </w:p>
+        </w:tc>
+        <w:tc>
+          <w:tcPr>
+            <w:tcW w:type="dxa" w:w="2160"/>
+          </w:tcPr>
+          <w:p>
+            <w:r>
+              <w:t>15%</w:t>
             </w:r>
           </w:p>
         </w:tc>
@@ -3684,27 +3680,27 @@
           </w:tcPr>
           <w:p>
             <w:r>
-              <w:t>东方峻景传媒有限公司</w:t>
-            </w:r>
-          </w:p>
-        </w:tc>
-        <w:tc>
-          <w:tcPr>
-            <w:tcW w:type="dxa" w:w="2160"/>
-          </w:tcPr>
-          <w:p>
-            <w:r>
-              <w:t>新能源</w:t>
-            </w:r>
-          </w:p>
-        </w:tc>
-        <w:tc>
-          <w:tcPr>
-            <w:tcW w:type="dxa" w:w="2160"/>
-          </w:tcPr>
-          <w:p>
-            <w:r>
-              <w:t>783亿</w:t>
+              <w:t>良诺科技有限公司</w:t>
+            </w:r>
+          </w:p>
+        </w:tc>
+        <w:tc>
+          <w:tcPr>
+            <w:tcW w:type="dxa" w:w="2160"/>
+          </w:tcPr>
+          <w:p>
+            <w:r>
+              <w:t>云计算</w:t>
+            </w:r>
+          </w:p>
+        </w:tc>
+        <w:tc>
+          <w:tcPr>
+            <w:tcW w:type="dxa" w:w="2160"/>
+          </w:tcPr>
+          <w:p>
+            <w:r>
+              <w:t>689亿</w:t>
             </w:r>
           </w:p>
         </w:tc>
@@ -3726,37 +3722,37 @@
           </w:tcPr>
           <w:p>
             <w:r>
-              <w:t>兰金电子网络有限公司</w:t>
-            </w:r>
-          </w:p>
-        </w:tc>
-        <w:tc>
-          <w:tcPr>
-            <w:tcW w:type="dxa" w:w="2160"/>
-          </w:tcPr>
-          <w:p>
-            <w:r>
-              <w:t>消费科技</w:t>
-            </w:r>
-          </w:p>
-        </w:tc>
-        <w:tc>
-          <w:tcPr>
-            <w:tcW w:type="dxa" w:w="2160"/>
-          </w:tcPr>
-          <w:p>
-            <w:r>
-              <w:t>208亿</w:t>
-            </w:r>
-          </w:p>
-        </w:tc>
-        <w:tc>
-          <w:tcPr>
-            <w:tcW w:type="dxa" w:w="2160"/>
-          </w:tcPr>
-          <w:p>
-            <w:r>
-              <w:t>10%</w:t>
+              <w:t>毕博诚信息有限公司</w:t>
+            </w:r>
+          </w:p>
+        </w:tc>
+        <w:tc>
+          <w:tcPr>
+            <w:tcW w:type="dxa" w:w="2160"/>
+          </w:tcPr>
+          <w:p>
+            <w:r>
+              <w:t>机器人</w:t>
+            </w:r>
+          </w:p>
+        </w:tc>
+        <w:tc>
+          <w:tcPr>
+            <w:tcW w:type="dxa" w:w="2160"/>
+          </w:tcPr>
+          <w:p>
+            <w:r>
+              <w:t>607亿</w:t>
+            </w:r>
+          </w:p>
+        </w:tc>
+        <w:tc>
+          <w:tcPr>
+            <w:tcW w:type="dxa" w:w="2160"/>
+          </w:tcPr>
+          <w:p>
+            <w:r>
+              <w:t>14%</w:t>
             </w:r>
           </w:p>
         </w:tc>
@@ -3768,37 +3764,37 @@
           </w:tcPr>
           <w:p>
             <w:r>
-              <w:t>鸿睿思博网络有限公司</w:t>
-            </w:r>
-          </w:p>
-        </w:tc>
-        <w:tc>
-          <w:tcPr>
-            <w:tcW w:type="dxa" w:w="2160"/>
-          </w:tcPr>
-          <w:p>
-            <w:r>
-              <w:t>新能源</w:t>
-            </w:r>
-          </w:p>
-        </w:tc>
-        <w:tc>
-          <w:tcPr>
-            <w:tcW w:type="dxa" w:w="2160"/>
-          </w:tcPr>
-          <w:p>
-            <w:r>
-              <w:t>530亿</w:t>
-            </w:r>
-          </w:p>
-        </w:tc>
-        <w:tc>
-          <w:tcPr>
-            <w:tcW w:type="dxa" w:w="2160"/>
-          </w:tcPr>
-          <w:p>
-            <w:r>
-              <w:t>15%</w:t>
+              <w:t>精芯信息有限公司</w:t>
+            </w:r>
+          </w:p>
+        </w:tc>
+        <w:tc>
+          <w:tcPr>
+            <w:tcW w:type="dxa" w:w="2160"/>
+          </w:tcPr>
+          <w:p>
+            <w:r>
+              <w:t>半导体</w:t>
+            </w:r>
+          </w:p>
+        </w:tc>
+        <w:tc>
+          <w:tcPr>
+            <w:tcW w:type="dxa" w:w="2160"/>
+          </w:tcPr>
+          <w:p>
+            <w:r>
+              <w:t>405亿</w:t>
+            </w:r>
+          </w:p>
+        </w:tc>
+        <w:tc>
+          <w:tcPr>
+            <w:tcW w:type="dxa" w:w="2160"/>
+          </w:tcPr>
+          <w:p>
+            <w:r>
+              <w:t>13%</w:t>
             </w:r>
           </w:p>
         </w:tc>
@@ -3810,37 +3806,37 @@
           </w:tcPr>
           <w:p>
             <w:r>
-              <w:t>雨林木风计算机科技有限公司</w:t>
-            </w:r>
-          </w:p>
-        </w:tc>
-        <w:tc>
-          <w:tcPr>
-            <w:tcW w:type="dxa" w:w="2160"/>
-          </w:tcPr>
-          <w:p>
-            <w:r>
-              <w:t>人工智能</w:t>
-            </w:r>
-          </w:p>
-        </w:tc>
-        <w:tc>
-          <w:tcPr>
-            <w:tcW w:type="dxa" w:w="2160"/>
-          </w:tcPr>
-          <w:p>
-            <w:r>
-              <w:t>436亿</w:t>
-            </w:r>
-          </w:p>
-        </w:tc>
-        <w:tc>
-          <w:tcPr>
-            <w:tcW w:type="dxa" w:w="2160"/>
-          </w:tcPr>
-          <w:p>
-            <w:r>
-              <w:t>21%</w:t>
+              <w:t>联通时科传媒有限公司</w:t>
+            </w:r>
+          </w:p>
+        </w:tc>
+        <w:tc>
+          <w:tcPr>
+            <w:tcW w:type="dxa" w:w="2160"/>
+          </w:tcPr>
+          <w:p>
+            <w:r>
+              <w:t>消费科技</w:t>
+            </w:r>
+          </w:p>
+        </w:tc>
+        <w:tc>
+          <w:tcPr>
+            <w:tcW w:type="dxa" w:w="2160"/>
+          </w:tcPr>
+          <w:p>
+            <w:r>
+              <w:t>692亿</w:t>
+            </w:r>
+          </w:p>
+        </w:tc>
+        <w:tc>
+          <w:tcPr>
+            <w:tcW w:type="dxa" w:w="2160"/>
+          </w:tcPr>
+          <w:p>
+            <w:r>
+              <w:t>11%</w:t>
             </w:r>
           </w:p>
         </w:tc>
@@ -3852,37 +3848,37 @@
           </w:tcPr>
           <w:p>
             <w:r>
-              <w:t>万迅电脑网络有限公司</w:t>
-            </w:r>
-          </w:p>
-        </w:tc>
-        <w:tc>
-          <w:tcPr>
-            <w:tcW w:type="dxa" w:w="2160"/>
-          </w:tcPr>
-          <w:p>
-            <w:r>
-              <w:t>半导体</w:t>
-            </w:r>
-          </w:p>
-        </w:tc>
-        <w:tc>
-          <w:tcPr>
-            <w:tcW w:type="dxa" w:w="2160"/>
-          </w:tcPr>
-          <w:p>
-            <w:r>
-              <w:t>723亿</w:t>
-            </w:r>
-          </w:p>
-        </w:tc>
-        <w:tc>
-          <w:tcPr>
-            <w:tcW w:type="dxa" w:w="2160"/>
-          </w:tcPr>
-          <w:p>
-            <w:r>
-              <w:t>27%</w:t>
+              <w:t>浦华众城网络有限公司</w:t>
+            </w:r>
+          </w:p>
+        </w:tc>
+        <w:tc>
+          <w:tcPr>
+            <w:tcW w:type="dxa" w:w="2160"/>
+          </w:tcPr>
+          <w:p>
+            <w:r>
+              <w:t>新能源</w:t>
+            </w:r>
+          </w:p>
+        </w:tc>
+        <w:tc>
+          <w:tcPr>
+            <w:tcW w:type="dxa" w:w="2160"/>
+          </w:tcPr>
+          <w:p>
+            <w:r>
+              <w:t>476亿</w:t>
+            </w:r>
+          </w:p>
+        </w:tc>
+        <w:tc>
+          <w:tcPr>
+            <w:tcW w:type="dxa" w:w="2160"/>
+          </w:tcPr>
+          <w:p>
+            <w:r>
+              <w:t>10%</w:t>
             </w:r>
           </w:p>
         </w:tc>
@@ -3894,37 +3890,37 @@
           </w:tcPr>
           <w:p>
             <w:r>
-              <w:t>东方峻景网络有限公司</w:t>
-            </w:r>
-          </w:p>
-        </w:tc>
-        <w:tc>
-          <w:tcPr>
-            <w:tcW w:type="dxa" w:w="2160"/>
-          </w:tcPr>
-          <w:p>
-            <w:r>
-              <w:t>机器人</w:t>
-            </w:r>
-          </w:p>
-        </w:tc>
-        <w:tc>
-          <w:tcPr>
-            <w:tcW w:type="dxa" w:w="2160"/>
-          </w:tcPr>
-          <w:p>
-            <w:r>
-              <w:t>716亿</w:t>
-            </w:r>
-          </w:p>
-        </w:tc>
-        <w:tc>
-          <w:tcPr>
-            <w:tcW w:type="dxa" w:w="2160"/>
-          </w:tcPr>
-          <w:p>
-            <w:r>
-              <w:t>22%</w:t>
+              <w:t>方正科技传媒有限公司</w:t>
+            </w:r>
+          </w:p>
+        </w:tc>
+        <w:tc>
+          <w:tcPr>
+            <w:tcW w:type="dxa" w:w="2160"/>
+          </w:tcPr>
+          <w:p>
+            <w:r>
+              <w:t>人工智能</w:t>
+            </w:r>
+          </w:p>
+        </w:tc>
+        <w:tc>
+          <w:tcPr>
+            <w:tcW w:type="dxa" w:w="2160"/>
+          </w:tcPr>
+          <w:p>
+            <w:r>
+              <w:t>765亿</w:t>
+            </w:r>
+          </w:p>
+        </w:tc>
+        <w:tc>
+          <w:tcPr>
+            <w:tcW w:type="dxa" w:w="2160"/>
+          </w:tcPr>
+          <w:p>
+            <w:r>
+              <w:t>29%</w:t>
             </w:r>
           </w:p>
         </w:tc>
